--- a/Advanced_Excel_Project_Report_With_Logo.docx
+++ b/Advanced_Excel_Project_Report_With_Logo.docx
@@ -99,6 +99,8 @@
           <w:b/>
           <w:bCs/>
           <w:color w:val="4F6228" w:themeColor="accent3" w:themeShade="80"/>
+          <w:sz w:val="24"/>
+          <w:szCs w:val="24"/>
         </w:rPr>
       </w:pPr>
       <w:r>
@@ -107,6 +109,8 @@
           <w:b/>
           <w:bCs/>
           <w:color w:val="4F6228" w:themeColor="accent3" w:themeShade="80"/>
+          <w:sz w:val="24"/>
+          <w:szCs w:val="24"/>
         </w:rPr>
         <w:t>1. Student &amp; Project Details</w:t>
       </w:r>
@@ -118,10 +122,10 @@
         <w:tblLook w:val="01A0" w:firstRow="1" w:lastRow="0" w:firstColumn="1" w:lastColumn="1" w:noHBand="0" w:noVBand="0"/>
       </w:tblPr>
       <w:tblGrid>
-        <w:gridCol w:w="1778"/>
-        <w:gridCol w:w="1828"/>
-        <w:gridCol w:w="1861"/>
-        <w:gridCol w:w="4685"/>
+        <w:gridCol w:w="1401"/>
+        <w:gridCol w:w="2413"/>
+        <w:gridCol w:w="1504"/>
+        <w:gridCol w:w="4834"/>
       </w:tblGrid>
       <w:tr>
         <w:trPr>
@@ -130,18 +134,22 @@
         <w:tc>
           <w:tcPr>
             <w:cnfStyle w:val="001000000000" w:firstRow="0" w:lastRow="0" w:firstColumn="1" w:lastColumn="0" w:oddVBand="0" w:evenVBand="0" w:oddHBand="0" w:evenHBand="0" w:firstRowFirstColumn="0" w:firstRowLastColumn="0" w:lastRowFirstColumn="0" w:lastRowLastColumn="0"/>
-            <w:tcW w:w="2484" w:type="dxa"/>
+            <w:tcW w:w="1447" w:type="dxa"/>
           </w:tcPr>
           <w:p>
             <w:pPr>
               <w:spacing w:before="60" w:after="60"/>
               <w:rPr>
                 <w:rFonts w:ascii="Gadugi" w:eastAsia="MS Mincho" w:hAnsi="Gadugi"/>
+                <w:sz w:val="24"/>
+                <w:szCs w:val="24"/>
               </w:rPr>
             </w:pPr>
             <w:r>
               <w:rPr>
                 <w:rFonts w:ascii="Gadugi" w:eastAsia="MS Mincho" w:hAnsi="Gadugi"/>
+                <w:sz w:val="24"/>
+                <w:szCs w:val="24"/>
               </w:rPr>
               <w:t>Student Name</w:t>
             </w:r>
@@ -150,18 +158,22 @@
         <w:tc>
           <w:tcPr>
             <w:cnfStyle w:val="000010000000" w:firstRow="0" w:lastRow="0" w:firstColumn="0" w:lastColumn="0" w:oddVBand="1" w:evenVBand="0" w:oddHBand="0" w:evenHBand="0" w:firstRowFirstColumn="0" w:firstRowLastColumn="0" w:lastRowFirstColumn="0" w:lastRowLastColumn="0"/>
-            <w:tcW w:w="2484" w:type="dxa"/>
+            <w:tcW w:w="1991" w:type="dxa"/>
           </w:tcPr>
           <w:p>
             <w:pPr>
               <w:spacing w:before="60" w:after="60"/>
               <w:rPr>
                 <w:rFonts w:ascii="Gadugi" w:eastAsia="MS Mincho" w:hAnsi="Gadugi"/>
+                <w:sz w:val="24"/>
+                <w:szCs w:val="24"/>
               </w:rPr>
             </w:pPr>
             <w:r>
               <w:rPr>
                 <w:rFonts w:ascii="Gadugi" w:eastAsia="MS Mincho" w:hAnsi="Gadugi"/>
+                <w:sz w:val="24"/>
+                <w:szCs w:val="24"/>
               </w:rPr>
               <w:t>[Your Name]</w:t>
             </w:r>
@@ -169,7 +181,7 @@
         </w:tc>
         <w:tc>
           <w:tcPr>
-            <w:tcW w:w="2484" w:type="dxa"/>
+            <w:tcW w:w="1182" w:type="dxa"/>
           </w:tcPr>
           <w:p>
             <w:pPr>
@@ -177,11 +189,15 @@
               <w:cnfStyle w:val="100000000000" w:firstRow="1" w:lastRow="0" w:firstColumn="0" w:lastColumn="0" w:oddVBand="0" w:evenVBand="0" w:oddHBand="0" w:evenHBand="0" w:firstRowFirstColumn="0" w:firstRowLastColumn="0" w:lastRowFirstColumn="0" w:lastRowLastColumn="0"/>
               <w:rPr>
                 <w:rFonts w:ascii="Gadugi" w:eastAsia="MS Mincho" w:hAnsi="Gadugi"/>
+                <w:sz w:val="24"/>
+                <w:szCs w:val="24"/>
               </w:rPr>
             </w:pPr>
             <w:r>
               <w:rPr>
                 <w:rFonts w:ascii="Gadugi" w:eastAsia="MS Mincho" w:hAnsi="Gadugi"/>
+                <w:sz w:val="24"/>
+                <w:szCs w:val="24"/>
               </w:rPr>
               <w:t>AF Code</w:t>
             </w:r>
@@ -190,18 +206,22 @@
         <w:tc>
           <w:tcPr>
             <w:cnfStyle w:val="000100000000" w:firstRow="0" w:lastRow="0" w:firstColumn="0" w:lastColumn="1" w:oddVBand="0" w:evenVBand="0" w:oddHBand="0" w:evenHBand="0" w:firstRowFirstColumn="0" w:firstRowLastColumn="0" w:lastRowFirstColumn="0" w:lastRowLastColumn="0"/>
-            <w:tcW w:w="2484" w:type="dxa"/>
+            <w:tcW w:w="5532" w:type="dxa"/>
           </w:tcPr>
           <w:p>
             <w:pPr>
               <w:spacing w:before="60" w:after="60"/>
               <w:rPr>
                 <w:rFonts w:ascii="Gadugi" w:eastAsia="MS Mincho" w:hAnsi="Gadugi"/>
+                <w:sz w:val="24"/>
+                <w:szCs w:val="24"/>
               </w:rPr>
             </w:pPr>
             <w:r>
               <w:rPr>
                 <w:rFonts w:ascii="Gadugi" w:eastAsia="MS Mincho" w:hAnsi="Gadugi"/>
+                <w:sz w:val="24"/>
+                <w:szCs w:val="24"/>
               </w:rPr>
               <w:t>[Your AF Code]</w:t>
             </w:r>
@@ -215,18 +235,22 @@
         <w:tc>
           <w:tcPr>
             <w:cnfStyle w:val="001000000000" w:firstRow="0" w:lastRow="0" w:firstColumn="1" w:lastColumn="0" w:oddVBand="0" w:evenVBand="0" w:oddHBand="0" w:evenHBand="0" w:firstRowFirstColumn="0" w:firstRowLastColumn="0" w:lastRowFirstColumn="0" w:lastRowLastColumn="0"/>
-            <w:tcW w:w="2484" w:type="dxa"/>
+            <w:tcW w:w="1447" w:type="dxa"/>
           </w:tcPr>
           <w:p>
             <w:pPr>
               <w:spacing w:before="60" w:after="60"/>
               <w:rPr>
                 <w:rFonts w:ascii="Gadugi" w:eastAsia="MS Mincho" w:hAnsi="Gadugi"/>
+                <w:sz w:val="24"/>
+                <w:szCs w:val="24"/>
               </w:rPr>
             </w:pPr>
             <w:r>
               <w:rPr>
                 <w:rFonts w:ascii="Gadugi" w:eastAsia="MS Mincho" w:hAnsi="Gadugi"/>
+                <w:sz w:val="24"/>
+                <w:szCs w:val="24"/>
               </w:rPr>
               <w:t>Project Title</w:t>
             </w:r>
@@ -235,7 +259,7 @@
         <w:tc>
           <w:tcPr>
             <w:cnfStyle w:val="000010000000" w:firstRow="0" w:lastRow="0" w:firstColumn="0" w:lastColumn="0" w:oddVBand="1" w:evenVBand="0" w:oddHBand="0" w:evenHBand="0" w:firstRowFirstColumn="0" w:firstRowLastColumn="0" w:lastRowFirstColumn="0" w:lastRowLastColumn="0"/>
-            <w:tcW w:w="2484" w:type="dxa"/>
+            <w:tcW w:w="1991" w:type="dxa"/>
           </w:tcPr>
           <w:p>
             <w:pPr>
@@ -244,6 +268,8 @@
                 <w:rFonts w:ascii="Gadugi" w:eastAsia="MS Mincho" w:hAnsi="Gadugi"/>
                 <w:b/>
                 <w:bCs/>
+                <w:sz w:val="24"/>
+                <w:szCs w:val="24"/>
               </w:rPr>
             </w:pPr>
             <w:r>
@@ -251,6 +277,8 @@
                 <w:rFonts w:ascii="Gadugi" w:eastAsia="MS Mincho" w:hAnsi="Gadugi"/>
                 <w:b/>
                 <w:bCs/>
+                <w:sz w:val="24"/>
+                <w:szCs w:val="24"/>
               </w:rPr>
               <w:t>Sales Revenue Dashboard with KPI Tracker</w:t>
             </w:r>
@@ -258,7 +286,7 @@
         </w:tc>
         <w:tc>
           <w:tcPr>
-            <w:tcW w:w="2484" w:type="dxa"/>
+            <w:tcW w:w="1182" w:type="dxa"/>
           </w:tcPr>
           <w:p>
             <w:pPr>
@@ -268,6 +296,8 @@
                 <w:rFonts w:ascii="Gadugi" w:eastAsia="MS Mincho" w:hAnsi="Gadugi"/>
                 <w:b/>
                 <w:bCs/>
+                <w:sz w:val="24"/>
+                <w:szCs w:val="24"/>
               </w:rPr>
             </w:pPr>
             <w:r>
@@ -275,6 +305,8 @@
                 <w:rFonts w:ascii="Gadugi" w:eastAsia="MS Mincho" w:hAnsi="Gadugi"/>
                 <w:b/>
                 <w:bCs/>
+                <w:sz w:val="24"/>
+                <w:szCs w:val="24"/>
               </w:rPr>
               <w:t>Project Duration</w:t>
             </w:r>
@@ -283,18 +315,22 @@
         <w:tc>
           <w:tcPr>
             <w:cnfStyle w:val="000100000000" w:firstRow="0" w:lastRow="0" w:firstColumn="0" w:lastColumn="1" w:oddVBand="0" w:evenVBand="0" w:oddHBand="0" w:evenHBand="0" w:firstRowFirstColumn="0" w:firstRowLastColumn="0" w:lastRowFirstColumn="0" w:lastRowLastColumn="0"/>
-            <w:tcW w:w="2484" w:type="dxa"/>
+            <w:tcW w:w="5532" w:type="dxa"/>
           </w:tcPr>
           <w:p>
             <w:pPr>
               <w:spacing w:before="60" w:after="60"/>
               <w:rPr>
                 <w:rFonts w:ascii="Gadugi" w:eastAsia="MS Mincho" w:hAnsi="Gadugi"/>
+                <w:sz w:val="24"/>
+                <w:szCs w:val="24"/>
               </w:rPr>
             </w:pPr>
             <w:r>
               <w:rPr>
                 <w:rFonts w:ascii="Gadugi" w:eastAsia="MS Mincho" w:hAnsi="Gadugi"/>
+                <w:sz w:val="24"/>
+                <w:szCs w:val="24"/>
               </w:rPr>
               <w:t>4 Days</w:t>
             </w:r>
@@ -305,18 +341,22 @@
         <w:tc>
           <w:tcPr>
             <w:cnfStyle w:val="001000000000" w:firstRow="0" w:lastRow="0" w:firstColumn="1" w:lastColumn="0" w:oddVBand="0" w:evenVBand="0" w:oddHBand="0" w:evenHBand="0" w:firstRowFirstColumn="0" w:firstRowLastColumn="0" w:lastRowFirstColumn="0" w:lastRowLastColumn="0"/>
-            <w:tcW w:w="2484" w:type="dxa"/>
+            <w:tcW w:w="1447" w:type="dxa"/>
           </w:tcPr>
           <w:p>
             <w:pPr>
               <w:spacing w:before="60" w:after="60"/>
               <w:rPr>
                 <w:rFonts w:ascii="Gadugi" w:eastAsia="MS Mincho" w:hAnsi="Gadugi"/>
+                <w:sz w:val="24"/>
+                <w:szCs w:val="24"/>
               </w:rPr>
             </w:pPr>
             <w:r>
               <w:rPr>
                 <w:rFonts w:ascii="Gadugi" w:eastAsia="MS Mincho" w:hAnsi="Gadugi"/>
+                <w:sz w:val="24"/>
+                <w:szCs w:val="24"/>
               </w:rPr>
               <w:t>Trainer Name</w:t>
             </w:r>
@@ -325,7 +365,7 @@
         <w:tc>
           <w:tcPr>
             <w:cnfStyle w:val="000010000000" w:firstRow="0" w:lastRow="0" w:firstColumn="0" w:lastColumn="0" w:oddVBand="1" w:evenVBand="0" w:oddHBand="0" w:evenHBand="0" w:firstRowFirstColumn="0" w:firstRowLastColumn="0" w:lastRowFirstColumn="0" w:lastRowLastColumn="0"/>
-            <w:tcW w:w="2484" w:type="dxa"/>
+            <w:tcW w:w="1991" w:type="dxa"/>
           </w:tcPr>
           <w:p>
             <w:pPr>
@@ -334,6 +374,8 @@
                 <w:rFonts w:ascii="Gadugi" w:eastAsia="MS Mincho" w:hAnsi="Gadugi"/>
                 <w:b/>
                 <w:bCs/>
+                <w:sz w:val="24"/>
+                <w:szCs w:val="24"/>
               </w:rPr>
             </w:pPr>
             <w:r>
@@ -341,14 +383,16 @@
                 <w:rFonts w:ascii="Gadugi" w:eastAsia="MS Mincho" w:hAnsi="Gadugi"/>
                 <w:b/>
                 <w:bCs/>
-              </w:rPr>
-              <w:t>[Trainer Name]</w:t>
+                <w:sz w:val="24"/>
+                <w:szCs w:val="24"/>
+              </w:rPr>
+              <w:t>Sayan Sau</w:t>
             </w:r>
           </w:p>
         </w:tc>
         <w:tc>
           <w:tcPr>
-            <w:tcW w:w="2484" w:type="dxa"/>
+            <w:tcW w:w="1182" w:type="dxa"/>
           </w:tcPr>
           <w:p>
             <w:pPr>
@@ -358,6 +402,8 @@
                 <w:rFonts w:ascii="Gadugi" w:eastAsia="MS Mincho" w:hAnsi="Gadugi"/>
                 <w:b/>
                 <w:bCs/>
+                <w:sz w:val="24"/>
+                <w:szCs w:val="24"/>
               </w:rPr>
             </w:pPr>
             <w:r>
@@ -365,6 +411,8 @@
                 <w:rFonts w:ascii="Gadugi" w:eastAsia="MS Mincho" w:hAnsi="Gadugi"/>
                 <w:b/>
                 <w:bCs/>
+                <w:sz w:val="24"/>
+                <w:szCs w:val="24"/>
               </w:rPr>
               <w:t>Submission Date</w:t>
             </w:r>
@@ -373,20 +421,24 @@
         <w:tc>
           <w:tcPr>
             <w:cnfStyle w:val="000100000000" w:firstRow="0" w:lastRow="0" w:firstColumn="0" w:lastColumn="1" w:oddVBand="0" w:evenVBand="0" w:oddHBand="0" w:evenHBand="0" w:firstRowFirstColumn="0" w:firstRowLastColumn="0" w:lastRowFirstColumn="0" w:lastRowLastColumn="0"/>
-            <w:tcW w:w="2484" w:type="dxa"/>
+            <w:tcW w:w="5532" w:type="dxa"/>
           </w:tcPr>
           <w:p>
             <w:pPr>
               <w:spacing w:before="60" w:after="60"/>
               <w:rPr>
                 <w:rFonts w:ascii="Gadugi" w:eastAsia="MS Mincho" w:hAnsi="Gadugi"/>
+                <w:sz w:val="24"/>
+                <w:szCs w:val="24"/>
               </w:rPr>
             </w:pPr>
             <w:r>
               <w:rPr>
                 <w:rFonts w:ascii="Gadugi" w:eastAsia="MS Mincho" w:hAnsi="Gadugi"/>
-              </w:rPr>
-              <w:t>[Submission Date]</w:t>
+                <w:sz w:val="24"/>
+                <w:szCs w:val="24"/>
+              </w:rPr>
+              <w:t>28-08-2026</w:t>
             </w:r>
           </w:p>
         </w:tc>
@@ -398,18 +450,22 @@
         <w:tc>
           <w:tcPr>
             <w:cnfStyle w:val="001000000000" w:firstRow="0" w:lastRow="0" w:firstColumn="1" w:lastColumn="0" w:oddVBand="0" w:evenVBand="0" w:oddHBand="0" w:evenHBand="0" w:firstRowFirstColumn="0" w:firstRowLastColumn="0" w:lastRowFirstColumn="0" w:lastRowLastColumn="0"/>
-            <w:tcW w:w="2484" w:type="dxa"/>
+            <w:tcW w:w="1447" w:type="dxa"/>
           </w:tcPr>
           <w:p>
             <w:pPr>
               <w:spacing w:before="60" w:after="60"/>
               <w:rPr>
                 <w:rFonts w:ascii="Gadugi" w:eastAsia="MS Mincho" w:hAnsi="Gadugi"/>
+                <w:sz w:val="24"/>
+                <w:szCs w:val="24"/>
               </w:rPr>
             </w:pPr>
             <w:r>
               <w:rPr>
                 <w:rFonts w:ascii="Gadugi" w:eastAsia="MS Mincho" w:hAnsi="Gadugi"/>
+                <w:sz w:val="24"/>
+                <w:szCs w:val="24"/>
               </w:rPr>
               <w:t>GitHub Username</w:t>
             </w:r>
@@ -418,7 +474,7 @@
         <w:tc>
           <w:tcPr>
             <w:cnfStyle w:val="000010000000" w:firstRow="0" w:lastRow="0" w:firstColumn="0" w:lastColumn="0" w:oddVBand="1" w:evenVBand="0" w:oddHBand="0" w:evenHBand="0" w:firstRowFirstColumn="0" w:firstRowLastColumn="0" w:lastRowFirstColumn="0" w:lastRowLastColumn="0"/>
-            <w:tcW w:w="2484" w:type="dxa"/>
+            <w:tcW w:w="1991" w:type="dxa"/>
           </w:tcPr>
           <w:p>
             <w:pPr>
@@ -427,6 +483,8 @@
                 <w:rFonts w:ascii="Gadugi" w:eastAsia="MS Mincho" w:hAnsi="Gadugi"/>
                 <w:b/>
                 <w:bCs/>
+                <w:sz w:val="24"/>
+                <w:szCs w:val="24"/>
               </w:rPr>
             </w:pPr>
             <w:r>
@@ -434,14 +492,26 @@
                 <w:rFonts w:ascii="Gadugi" w:eastAsia="MS Mincho" w:hAnsi="Gadugi"/>
                 <w:b/>
                 <w:bCs/>
-              </w:rPr>
-              <w:t>[Your GitHub Username]</w:t>
+                <w:sz w:val="24"/>
+                <w:szCs w:val="24"/>
+              </w:rPr>
+              <w:t>s</w:t>
+            </w:r>
+            <w:r>
+              <w:rPr>
+                <w:rFonts w:ascii="Gadugi" w:eastAsia="MS Mincho" w:hAnsi="Gadugi"/>
+                <w:b/>
+                <w:bCs/>
+                <w:sz w:val="24"/>
+                <w:szCs w:val="24"/>
+              </w:rPr>
+              <w:t>iddharthburman3-cmd</w:t>
             </w:r>
           </w:p>
         </w:tc>
         <w:tc>
           <w:tcPr>
-            <w:tcW w:w="2484" w:type="dxa"/>
+            <w:tcW w:w="1182" w:type="dxa"/>
           </w:tcPr>
           <w:p>
             <w:pPr>
@@ -451,6 +521,8 @@
                 <w:rFonts w:ascii="Gadugi" w:eastAsia="MS Mincho" w:hAnsi="Gadugi"/>
                 <w:b/>
                 <w:bCs/>
+                <w:sz w:val="24"/>
+                <w:szCs w:val="24"/>
               </w:rPr>
             </w:pPr>
             <w:r>
@@ -458,6 +530,8 @@
                 <w:rFonts w:ascii="Gadugi" w:eastAsia="MS Mincho" w:hAnsi="Gadugi"/>
                 <w:b/>
                 <w:bCs/>
+                <w:sz w:val="24"/>
+                <w:szCs w:val="24"/>
               </w:rPr>
               <w:t>GitHub Repository Link</w:t>
             </w:r>
@@ -466,20 +540,42 @@
         <w:tc>
           <w:tcPr>
             <w:cnfStyle w:val="000100000000" w:firstRow="0" w:lastRow="0" w:firstColumn="0" w:lastColumn="1" w:oddVBand="0" w:evenVBand="0" w:oddHBand="0" w:evenHBand="0" w:firstRowFirstColumn="0" w:firstRowLastColumn="0" w:lastRowFirstColumn="0" w:lastRowLastColumn="0"/>
-            <w:tcW w:w="2484" w:type="dxa"/>
+            <w:tcW w:w="5532" w:type="dxa"/>
           </w:tcPr>
           <w:p>
             <w:pPr>
               <w:spacing w:before="60" w:after="60"/>
               <w:rPr>
                 <w:rFonts w:ascii="Gadugi" w:eastAsia="MS Mincho" w:hAnsi="Gadugi"/>
+                <w:sz w:val="24"/>
+                <w:szCs w:val="24"/>
               </w:rPr>
             </w:pPr>
+            <w:hyperlink r:id="rId7" w:history="1">
+              <w:r>
+                <w:rPr>
+                  <w:rStyle w:val="Hyperlink"/>
+                  <w:b w:val="0"/>
+                  <w:bCs w:val="0"/>
+                </w:rPr>
+                <w:t>https://github.com/siddharthburman3-cmd/Sales-</w:t>
+              </w:r>
+              <w:r>
+                <w:rPr>
+                  <w:rStyle w:val="Hyperlink"/>
+                  <w:b w:val="0"/>
+                  <w:bCs w:val="0"/>
+                </w:rPr>
+                <w:t>Revenue-Dashboard-with-KPI-Tracker</w:t>
+              </w:r>
+            </w:hyperlink>
             <w:r>
               <w:rPr>
                 <w:rFonts w:ascii="Gadugi" w:eastAsia="MS Mincho" w:hAnsi="Gadugi"/>
-              </w:rPr>
-              <w:t>https://github.com/[YourUsername]/Sales-Revenue-Dashboard-with-KPI-Tracker</w:t>
+                <w:sz w:val="24"/>
+                <w:szCs w:val="24"/>
+              </w:rPr>
+              <w:t xml:space="preserve"> </w:t>
             </w:r>
           </w:p>
         </w:tc>
@@ -493,6 +589,8 @@
           <w:b/>
           <w:bCs/>
           <w:color w:val="4F6228" w:themeColor="accent3" w:themeShade="80"/>
+          <w:sz w:val="24"/>
+          <w:szCs w:val="24"/>
         </w:rPr>
       </w:pPr>
       <w:r>
@@ -501,6 +599,8 @@
           <w:b/>
           <w:bCs/>
           <w:color w:val="4F6228" w:themeColor="accent3" w:themeShade="80"/>
+          <w:sz w:val="24"/>
+          <w:szCs w:val="24"/>
         </w:rPr>
         <w:t>2. Project Objective</w:t>
       </w:r>
@@ -513,6 +613,8 @@
           <w:b/>
           <w:bCs/>
           <w:color w:val="1D1B11" w:themeColor="background2" w:themeShade="1A"/>
+          <w:sz w:val="24"/>
+          <w:szCs w:val="24"/>
         </w:rPr>
       </w:pPr>
       <w:r>
@@ -521,6 +623,8 @@
           <w:b/>
           <w:bCs/>
           <w:color w:val="1D1B11" w:themeColor="background2" w:themeShade="1A"/>
+          <w:sz w:val="24"/>
+          <w:szCs w:val="24"/>
         </w:rPr>
         <w:t>The objective of this project is to build an executive-level, interactive Sales Revenue Dashboard with KPI Tracker in Microsoft Excel to analyze the performance of key commercial vehicle manufacturers (Tata Motors, Ashok Leyland, Eicher VECV, and BharatBenz) for July 2026. The project tracks critical performance indicators—such as Total Revenue, Revenue Variance against target, Total Units Sold, and Average YoY Growth—and presents them through custom-styled metric cards, dynamic chart series, and single-click Slicer controls for executive decision-making.</w:t>
       </w:r>
@@ -533,6 +637,8 @@
           <w:b/>
           <w:bCs/>
           <w:color w:val="4F6228" w:themeColor="accent3" w:themeShade="80"/>
+          <w:sz w:val="24"/>
+          <w:szCs w:val="24"/>
         </w:rPr>
       </w:pPr>
       <w:r>
@@ -541,6 +647,8 @@
           <w:b/>
           <w:bCs/>
           <w:color w:val="4F6228" w:themeColor="accent3" w:themeShade="80"/>
+          <w:sz w:val="24"/>
+          <w:szCs w:val="24"/>
         </w:rPr>
         <w:t>3. Tools &amp; Technologies Used</w:t>
       </w:r>
@@ -554,6 +662,8 @@
           <w:b/>
           <w:bCs/>
           <w:color w:val="1D1B11" w:themeColor="background2" w:themeShade="1A"/>
+          <w:sz w:val="24"/>
+          <w:szCs w:val="24"/>
         </w:rPr>
       </w:pPr>
       <w:r>
@@ -562,6 +672,8 @@
           <w:b/>
           <w:bCs/>
           <w:color w:val="1D1B11" w:themeColor="background2" w:themeShade="1A"/>
+          <w:sz w:val="24"/>
+          <w:szCs w:val="24"/>
         </w:rPr>
         <w:t>Microsoft Excel: Core data modeling, structured range tables, dynamic dynamic calculation formulas, formatting, and executive dashboard layout.</w:t>
       </w:r>
@@ -575,6 +687,8 @@
           <w:b/>
           <w:bCs/>
           <w:color w:val="1D1B11" w:themeColor="background2" w:themeShade="1A"/>
+          <w:sz w:val="24"/>
+          <w:szCs w:val="24"/>
         </w:rPr>
       </w:pPr>
       <w:r>
@@ -583,6 +697,8 @@
           <w:b/>
           <w:bCs/>
           <w:color w:val="1D1B11" w:themeColor="background2" w:themeShade="1A"/>
+          <w:sz w:val="24"/>
+          <w:szCs w:val="24"/>
         </w:rPr>
         <w:t>Excel Tables (Ctrl + T): Used for structured data referencing, seamless filtering, and automated series updates.</w:t>
       </w:r>
@@ -596,6 +712,8 @@
           <w:b/>
           <w:bCs/>
           <w:color w:val="1D1B11" w:themeColor="background2" w:themeShade="1A"/>
+          <w:sz w:val="24"/>
+          <w:szCs w:val="24"/>
         </w:rPr>
       </w:pPr>
       <w:r>
@@ -604,6 +722,8 @@
           <w:b/>
           <w:bCs/>
           <w:color w:val="1D1B11" w:themeColor="background2" w:themeShade="1A"/>
+          <w:sz w:val="24"/>
+          <w:szCs w:val="24"/>
         </w:rPr>
         <w:t>Custom Number Formatting: Applied custom formatting rules ("</w:t>
       </w:r>
@@ -613,6 +733,8 @@
           <w:b/>
           <w:bCs/>
           <w:color w:val="1D1B11" w:themeColor="background2" w:themeShade="1A"/>
+          <w:sz w:val="24"/>
+          <w:szCs w:val="24"/>
         </w:rPr>
         <w:t>₹</w:t>
       </w:r>
@@ -622,6 +744,8 @@
           <w:b/>
           <w:bCs/>
           <w:color w:val="1D1B11" w:themeColor="background2" w:themeShade="1A"/>
+          <w:sz w:val="24"/>
+          <w:szCs w:val="24"/>
         </w:rPr>
         <w:t xml:space="preserve">"#,##0.00" Cr", +0.00%;-0.00%;0.00%, #,##0" Units", and </w:t>
       </w:r>
@@ -631,6 +755,8 @@
           <w:b/>
           <w:bCs/>
           <w:color w:val="1D1B11" w:themeColor="background2" w:themeShade="1A"/>
+          <w:sz w:val="24"/>
+          <w:szCs w:val="24"/>
         </w:rPr>
         <w:t>₹</w:t>
       </w:r>
@@ -640,6 +766,8 @@
           <w:b/>
           <w:bCs/>
           <w:color w:val="1D1B11" w:themeColor="background2" w:themeShade="1A"/>
+          <w:sz w:val="24"/>
+          <w:szCs w:val="24"/>
         </w:rPr>
         <w:t>0.00" Lakh") to maintain dynamic mathematical links while rendering high-impact visual labels.</w:t>
       </w:r>
@@ -653,6 +781,8 @@
           <w:b/>
           <w:bCs/>
           <w:color w:val="1D1B11" w:themeColor="background2" w:themeShade="1A"/>
+          <w:sz w:val="24"/>
+          <w:szCs w:val="24"/>
         </w:rPr>
       </w:pPr>
       <w:r>
@@ -661,7 +791,10 @@
           <w:b/>
           <w:bCs/>
           <w:color w:val="1D1B11" w:themeColor="background2" w:themeShade="1A"/>
+          <w:sz w:val="24"/>
+          <w:szCs w:val="24"/>
         </w:rPr>
+        <w:lastRenderedPageBreak/>
         <w:t>Excel Charting Engine: Created a cohesive 5-chart dark-themed dashboard including Clustered Column, Donut, Horizontal Clustered Bar, Vertical Column, and Combination Column/Line with Secondary Axis.</w:t>
       </w:r>
     </w:p>
@@ -674,6 +807,8 @@
           <w:b/>
           <w:bCs/>
           <w:color w:val="1D1B11" w:themeColor="background2" w:themeShade="1A"/>
+          <w:sz w:val="24"/>
+          <w:szCs w:val="24"/>
         </w:rPr>
       </w:pPr>
       <w:r>
@@ -682,8 +817,9 @@
           <w:b/>
           <w:bCs/>
           <w:color w:val="1D1B11" w:themeColor="background2" w:themeShade="1A"/>
+          <w:sz w:val="24"/>
+          <w:szCs w:val="24"/>
         </w:rPr>
-        <w:lastRenderedPageBreak/>
         <w:t>Interactive Slicers: Integrated an OEM / Brand Slicer control to allow instant single-click dynamic filtering across all dashboard visualizations simultaneously.</w:t>
       </w:r>
     </w:p>
@@ -695,6 +831,8 @@
           <w:b/>
           <w:bCs/>
           <w:color w:val="4F6228" w:themeColor="accent3" w:themeShade="80"/>
+          <w:sz w:val="24"/>
+          <w:szCs w:val="24"/>
         </w:rPr>
       </w:pPr>
       <w:r>
@@ -703,6 +841,8 @@
           <w:b/>
           <w:bCs/>
           <w:color w:val="4F6228" w:themeColor="accent3" w:themeShade="80"/>
+          <w:sz w:val="24"/>
+          <w:szCs w:val="24"/>
         </w:rPr>
         <w:t>4. Dataset Description</w:t>
       </w:r>
@@ -714,6 +854,8 @@
           <w:b/>
           <w:bCs/>
           <w:color w:val="1D1B11" w:themeColor="background2" w:themeShade="1A"/>
+          <w:sz w:val="24"/>
+          <w:szCs w:val="24"/>
         </w:rPr>
       </w:pPr>
       <w:r>
@@ -722,6 +864,8 @@
           <w:b/>
           <w:bCs/>
           <w:color w:val="1D1B11" w:themeColor="background2" w:themeShade="1A"/>
+          <w:sz w:val="24"/>
+          <w:szCs w:val="24"/>
         </w:rPr>
         <w:t>The underlying dataset on the Data_Master tab captures key operational performance figures across four commercial vehicle OEMs for July 2026:</w:t>
       </w:r>
@@ -733,11 +877,11 @@
         <w:tblLook w:val="04A0" w:firstRow="1" w:lastRow="0" w:firstColumn="1" w:lastColumn="0" w:noHBand="0" w:noVBand="1"/>
       </w:tblPr>
       <w:tblGrid>
+        <w:gridCol w:w="1506"/>
         <w:gridCol w:w="1419"/>
         <w:gridCol w:w="1419"/>
-        <w:gridCol w:w="1419"/>
-        <w:gridCol w:w="1419"/>
-        <w:gridCol w:w="1419"/>
+        <w:gridCol w:w="1446"/>
+        <w:gridCol w:w="1446"/>
         <w:gridCol w:w="1419"/>
         <w:gridCol w:w="1419"/>
       </w:tblGrid>
@@ -755,11 +899,15 @@
               <w:spacing w:before="40" w:after="40"/>
               <w:rPr>
                 <w:rFonts w:ascii="Gadugi" w:eastAsia="MS Mincho" w:hAnsi="Gadugi"/>
+                <w:sz w:val="24"/>
+                <w:szCs w:val="24"/>
               </w:rPr>
             </w:pPr>
             <w:r>
               <w:rPr>
                 <w:rFonts w:ascii="Gadugi" w:eastAsia="MS Mincho" w:hAnsi="Gadugi"/>
+                <w:sz w:val="24"/>
+                <w:szCs w:val="24"/>
               </w:rPr>
               <w:t>OEM / Brand</w:t>
             </w:r>
@@ -775,11 +923,15 @@
               <w:cnfStyle w:val="100000000000" w:firstRow="1" w:lastRow="0" w:firstColumn="0" w:lastColumn="0" w:oddVBand="0" w:evenVBand="0" w:oddHBand="0" w:evenHBand="0" w:firstRowFirstColumn="0" w:firstRowLastColumn="0" w:lastRowFirstColumn="0" w:lastRowLastColumn="0"/>
               <w:rPr>
                 <w:rFonts w:ascii="Gadugi" w:eastAsia="MS Mincho" w:hAnsi="Gadugi"/>
+                <w:sz w:val="24"/>
+                <w:szCs w:val="24"/>
               </w:rPr>
             </w:pPr>
             <w:r>
               <w:rPr>
                 <w:rFonts w:ascii="Gadugi" w:eastAsia="MS Mincho" w:hAnsi="Gadugi"/>
+                <w:sz w:val="24"/>
+                <w:szCs w:val="24"/>
               </w:rPr>
               <w:t>Units Sold (July 2026)</w:t>
             </w:r>
@@ -795,23 +947,31 @@
               <w:cnfStyle w:val="100000000000" w:firstRow="1" w:lastRow="0" w:firstColumn="0" w:lastColumn="0" w:oddVBand="0" w:evenVBand="0" w:oddHBand="0" w:evenHBand="0" w:firstRowFirstColumn="0" w:firstRowLastColumn="0" w:lastRowFirstColumn="0" w:lastRowLastColumn="0"/>
               <w:rPr>
                 <w:rFonts w:ascii="Gadugi" w:eastAsia="MS Mincho" w:hAnsi="Gadugi"/>
+                <w:sz w:val="24"/>
+                <w:szCs w:val="24"/>
               </w:rPr>
             </w:pPr>
             <w:r>
               <w:rPr>
                 <w:rFonts w:ascii="Gadugi" w:eastAsia="MS Mincho" w:hAnsi="Gadugi"/>
+                <w:sz w:val="24"/>
+                <w:szCs w:val="24"/>
               </w:rPr>
               <w:t>Avg. Selling Price (</w:t>
             </w:r>
             <w:r>
               <w:rPr>
                 <w:rFonts w:ascii="Arial" w:eastAsia="MS Mincho" w:hAnsi="Arial" w:cs="Arial"/>
+                <w:sz w:val="24"/>
+                <w:szCs w:val="24"/>
               </w:rPr>
               <w:t>₹</w:t>
             </w:r>
             <w:r>
               <w:rPr>
                 <w:rFonts w:ascii="Gadugi" w:eastAsia="MS Mincho" w:hAnsi="Gadugi"/>
+                <w:sz w:val="24"/>
+                <w:szCs w:val="24"/>
               </w:rPr>
               <w:t xml:space="preserve"> Lakh / Unit)</w:t>
             </w:r>
@@ -827,23 +987,31 @@
               <w:cnfStyle w:val="100000000000" w:firstRow="1" w:lastRow="0" w:firstColumn="0" w:lastColumn="0" w:oddVBand="0" w:evenVBand="0" w:oddHBand="0" w:evenHBand="0" w:firstRowFirstColumn="0" w:firstRowLastColumn="0" w:lastRowFirstColumn="0" w:lastRowLastColumn="0"/>
               <w:rPr>
                 <w:rFonts w:ascii="Gadugi" w:eastAsia="MS Mincho" w:hAnsi="Gadugi"/>
+                <w:sz w:val="24"/>
+                <w:szCs w:val="24"/>
               </w:rPr>
             </w:pPr>
             <w:r>
               <w:rPr>
                 <w:rFonts w:ascii="Gadugi" w:eastAsia="MS Mincho" w:hAnsi="Gadugi"/>
+                <w:sz w:val="24"/>
+                <w:szCs w:val="24"/>
               </w:rPr>
               <w:t>Total Revenue (</w:t>
             </w:r>
             <w:r>
               <w:rPr>
                 <w:rFonts w:ascii="Arial" w:eastAsia="MS Mincho" w:hAnsi="Arial" w:cs="Arial"/>
+                <w:sz w:val="24"/>
+                <w:szCs w:val="24"/>
               </w:rPr>
               <w:t>₹</w:t>
             </w:r>
             <w:r>
               <w:rPr>
                 <w:rFonts w:ascii="Gadugi" w:eastAsia="MS Mincho" w:hAnsi="Gadugi"/>
+                <w:sz w:val="24"/>
+                <w:szCs w:val="24"/>
               </w:rPr>
               <w:t xml:space="preserve"> Cr)</w:t>
             </w:r>
@@ -859,23 +1027,31 @@
               <w:cnfStyle w:val="100000000000" w:firstRow="1" w:lastRow="0" w:firstColumn="0" w:lastColumn="0" w:oddVBand="0" w:evenVBand="0" w:oddHBand="0" w:evenHBand="0" w:firstRowFirstColumn="0" w:firstRowLastColumn="0" w:lastRowFirstColumn="0" w:lastRowLastColumn="0"/>
               <w:rPr>
                 <w:rFonts w:ascii="Gadugi" w:eastAsia="MS Mincho" w:hAnsi="Gadugi"/>
+                <w:sz w:val="24"/>
+                <w:szCs w:val="24"/>
               </w:rPr>
             </w:pPr>
             <w:r>
               <w:rPr>
                 <w:rFonts w:ascii="Gadugi" w:eastAsia="MS Mincho" w:hAnsi="Gadugi"/>
+                <w:sz w:val="24"/>
+                <w:szCs w:val="24"/>
               </w:rPr>
               <w:t>Target Revenue (</w:t>
             </w:r>
             <w:r>
               <w:rPr>
                 <w:rFonts w:ascii="Arial" w:eastAsia="MS Mincho" w:hAnsi="Arial" w:cs="Arial"/>
+                <w:sz w:val="24"/>
+                <w:szCs w:val="24"/>
               </w:rPr>
               <w:t>₹</w:t>
             </w:r>
             <w:r>
               <w:rPr>
                 <w:rFonts w:ascii="Gadugi" w:eastAsia="MS Mincho" w:hAnsi="Gadugi"/>
+                <w:sz w:val="24"/>
+                <w:szCs w:val="24"/>
               </w:rPr>
               <w:t xml:space="preserve"> Cr)</w:t>
             </w:r>
@@ -891,11 +1067,15 @@
               <w:cnfStyle w:val="100000000000" w:firstRow="1" w:lastRow="0" w:firstColumn="0" w:lastColumn="0" w:oddVBand="0" w:evenVBand="0" w:oddHBand="0" w:evenHBand="0" w:firstRowFirstColumn="0" w:firstRowLastColumn="0" w:lastRowFirstColumn="0" w:lastRowLastColumn="0"/>
               <w:rPr>
                 <w:rFonts w:ascii="Gadugi" w:eastAsia="MS Mincho" w:hAnsi="Gadugi"/>
+                <w:sz w:val="24"/>
+                <w:szCs w:val="24"/>
               </w:rPr>
             </w:pPr>
             <w:r>
               <w:rPr>
                 <w:rFonts w:ascii="Gadugi" w:eastAsia="MS Mincho" w:hAnsi="Gadugi"/>
+                <w:sz w:val="24"/>
+                <w:szCs w:val="24"/>
               </w:rPr>
               <w:t>Revenue Variance (%)</w:t>
             </w:r>
@@ -911,11 +1091,15 @@
               <w:cnfStyle w:val="100000000000" w:firstRow="1" w:lastRow="0" w:firstColumn="0" w:lastColumn="0" w:oddVBand="0" w:evenVBand="0" w:oddHBand="0" w:evenHBand="0" w:firstRowFirstColumn="0" w:firstRowLastColumn="0" w:lastRowFirstColumn="0" w:lastRowLastColumn="0"/>
               <w:rPr>
                 <w:rFonts w:ascii="Gadugi" w:eastAsia="MS Mincho" w:hAnsi="Gadugi"/>
+                <w:sz w:val="24"/>
+                <w:szCs w:val="24"/>
               </w:rPr>
             </w:pPr>
             <w:r>
               <w:rPr>
                 <w:rFonts w:ascii="Gadugi" w:eastAsia="MS Mincho" w:hAnsi="Gadugi"/>
+                <w:sz w:val="24"/>
+                <w:szCs w:val="24"/>
               </w:rPr>
               <w:t>YoY Revenue Growth (%)</w:t>
             </w:r>
@@ -936,11 +1120,15 @@
               <w:spacing w:before="40" w:after="40"/>
               <w:rPr>
                 <w:rFonts w:ascii="Gadugi" w:eastAsia="MS Mincho" w:hAnsi="Gadugi"/>
+                <w:sz w:val="24"/>
+                <w:szCs w:val="24"/>
               </w:rPr>
             </w:pPr>
             <w:r>
               <w:rPr>
                 <w:rFonts w:ascii="Gadugi" w:eastAsia="MS Mincho" w:hAnsi="Gadugi"/>
+                <w:sz w:val="24"/>
+                <w:szCs w:val="24"/>
               </w:rPr>
               <w:t>Tata Motors</w:t>
             </w:r>
@@ -958,6 +1146,8 @@
                 <w:rFonts w:ascii="Gadugi" w:eastAsia="MS Mincho" w:hAnsi="Gadugi"/>
                 <w:b/>
                 <w:bCs/>
+                <w:sz w:val="24"/>
+                <w:szCs w:val="24"/>
               </w:rPr>
             </w:pPr>
             <w:r>
@@ -965,6 +1155,8 @@
                 <w:rFonts w:ascii="Gadugi" w:eastAsia="MS Mincho" w:hAnsi="Gadugi"/>
                 <w:b/>
                 <w:bCs/>
+                <w:sz w:val="24"/>
+                <w:szCs w:val="24"/>
               </w:rPr>
               <w:t>39,641 Units</w:t>
             </w:r>
@@ -982,6 +1174,8 @@
                 <w:rFonts w:ascii="Gadugi" w:eastAsia="MS Mincho" w:hAnsi="Gadugi"/>
                 <w:b/>
                 <w:bCs/>
+                <w:sz w:val="24"/>
+                <w:szCs w:val="24"/>
               </w:rPr>
             </w:pPr>
             <w:r>
@@ -989,6 +1183,8 @@
                 <w:rFonts w:ascii="Arial" w:eastAsia="MS Mincho" w:hAnsi="Arial" w:cs="Arial"/>
                 <w:b/>
                 <w:bCs/>
+                <w:sz w:val="24"/>
+                <w:szCs w:val="24"/>
               </w:rPr>
               <w:t>₹</w:t>
             </w:r>
@@ -997,6 +1193,8 @@
                 <w:rFonts w:ascii="Gadugi" w:eastAsia="MS Mincho" w:hAnsi="Gadugi"/>
                 <w:b/>
                 <w:bCs/>
+                <w:sz w:val="24"/>
+                <w:szCs w:val="24"/>
               </w:rPr>
               <w:t>18.50 Lakh</w:t>
             </w:r>
@@ -1014,6 +1212,8 @@
                 <w:rFonts w:ascii="Gadugi" w:eastAsia="MS Mincho" w:hAnsi="Gadugi"/>
                 <w:b/>
                 <w:bCs/>
+                <w:sz w:val="24"/>
+                <w:szCs w:val="24"/>
               </w:rPr>
             </w:pPr>
             <w:r>
@@ -1021,6 +1221,8 @@
                 <w:rFonts w:ascii="Arial" w:eastAsia="MS Mincho" w:hAnsi="Arial" w:cs="Arial"/>
                 <w:b/>
                 <w:bCs/>
+                <w:sz w:val="24"/>
+                <w:szCs w:val="24"/>
               </w:rPr>
               <w:t>₹</w:t>
             </w:r>
@@ -1029,6 +1231,8 @@
                 <w:rFonts w:ascii="Gadugi" w:eastAsia="MS Mincho" w:hAnsi="Gadugi"/>
                 <w:b/>
                 <w:bCs/>
+                <w:sz w:val="24"/>
+                <w:szCs w:val="24"/>
               </w:rPr>
               <w:t>7,333.59 Cr</w:t>
             </w:r>
@@ -1046,6 +1250,8 @@
                 <w:rFonts w:ascii="Gadugi" w:eastAsia="MS Mincho" w:hAnsi="Gadugi"/>
                 <w:b/>
                 <w:bCs/>
+                <w:sz w:val="24"/>
+                <w:szCs w:val="24"/>
               </w:rPr>
             </w:pPr>
             <w:r>
@@ -1053,6 +1259,8 @@
                 <w:rFonts w:ascii="Arial" w:eastAsia="MS Mincho" w:hAnsi="Arial" w:cs="Arial"/>
                 <w:b/>
                 <w:bCs/>
+                <w:sz w:val="24"/>
+                <w:szCs w:val="24"/>
               </w:rPr>
               <w:t>₹</w:t>
             </w:r>
@@ -1061,6 +1269,8 @@
                 <w:rFonts w:ascii="Gadugi" w:eastAsia="MS Mincho" w:hAnsi="Gadugi"/>
                 <w:b/>
                 <w:bCs/>
+                <w:sz w:val="24"/>
+                <w:szCs w:val="24"/>
               </w:rPr>
               <w:t>7,100.00 Cr</w:t>
             </w:r>
@@ -1078,6 +1288,8 @@
                 <w:rFonts w:ascii="Gadugi" w:eastAsia="MS Mincho" w:hAnsi="Gadugi"/>
                 <w:b/>
                 <w:bCs/>
+                <w:sz w:val="24"/>
+                <w:szCs w:val="24"/>
               </w:rPr>
             </w:pPr>
             <w:r>
@@ -1085,6 +1297,8 @@
                 <w:rFonts w:ascii="Gadugi" w:eastAsia="MS Mincho" w:hAnsi="Gadugi"/>
                 <w:b/>
                 <w:bCs/>
+                <w:sz w:val="24"/>
+                <w:szCs w:val="24"/>
               </w:rPr>
               <w:t>+3.29%</w:t>
             </w:r>
@@ -1102,6 +1316,8 @@
                 <w:rFonts w:ascii="Gadugi" w:eastAsia="MS Mincho" w:hAnsi="Gadugi"/>
                 <w:b/>
                 <w:bCs/>
+                <w:sz w:val="24"/>
+                <w:szCs w:val="24"/>
               </w:rPr>
             </w:pPr>
             <w:r>
@@ -1109,6 +1325,8 @@
                 <w:rFonts w:ascii="Gadugi" w:eastAsia="MS Mincho" w:hAnsi="Gadugi"/>
                 <w:b/>
                 <w:bCs/>
+                <w:sz w:val="24"/>
+                <w:szCs w:val="24"/>
               </w:rPr>
               <w:t>36.90%</w:t>
             </w:r>
@@ -1126,11 +1344,15 @@
               <w:spacing w:before="40" w:after="40"/>
               <w:rPr>
                 <w:rFonts w:ascii="Gadugi" w:eastAsia="MS Mincho" w:hAnsi="Gadugi"/>
+                <w:sz w:val="24"/>
+                <w:szCs w:val="24"/>
               </w:rPr>
             </w:pPr>
             <w:r>
               <w:rPr>
                 <w:rFonts w:ascii="Gadugi" w:eastAsia="MS Mincho" w:hAnsi="Gadugi"/>
+                <w:sz w:val="24"/>
+                <w:szCs w:val="24"/>
               </w:rPr>
               <w:t>Ashok Leyland</w:t>
             </w:r>
@@ -1148,6 +1370,8 @@
                 <w:rFonts w:ascii="Gadugi" w:eastAsia="MS Mincho" w:hAnsi="Gadugi"/>
                 <w:b/>
                 <w:bCs/>
+                <w:sz w:val="24"/>
+                <w:szCs w:val="24"/>
               </w:rPr>
             </w:pPr>
             <w:r>
@@ -1155,6 +1379,8 @@
                 <w:rFonts w:ascii="Gadugi" w:eastAsia="MS Mincho" w:hAnsi="Gadugi"/>
                 <w:b/>
                 <w:bCs/>
+                <w:sz w:val="24"/>
+                <w:szCs w:val="24"/>
               </w:rPr>
               <w:t>19,590 Units</w:t>
             </w:r>
@@ -1172,6 +1398,8 @@
                 <w:rFonts w:ascii="Gadugi" w:eastAsia="MS Mincho" w:hAnsi="Gadugi"/>
                 <w:b/>
                 <w:bCs/>
+                <w:sz w:val="24"/>
+                <w:szCs w:val="24"/>
               </w:rPr>
             </w:pPr>
             <w:r>
@@ -1179,6 +1407,8 @@
                 <w:rFonts w:ascii="Arial" w:eastAsia="MS Mincho" w:hAnsi="Arial" w:cs="Arial"/>
                 <w:b/>
                 <w:bCs/>
+                <w:sz w:val="24"/>
+                <w:szCs w:val="24"/>
               </w:rPr>
               <w:t>₹</w:t>
             </w:r>
@@ -1187,6 +1417,8 @@
                 <w:rFonts w:ascii="Gadugi" w:eastAsia="MS Mincho" w:hAnsi="Gadugi"/>
                 <w:b/>
                 <w:bCs/>
+                <w:sz w:val="24"/>
+                <w:szCs w:val="24"/>
               </w:rPr>
               <w:t>21.00 Lakh</w:t>
             </w:r>
@@ -1204,6 +1436,8 @@
                 <w:rFonts w:ascii="Gadugi" w:eastAsia="MS Mincho" w:hAnsi="Gadugi"/>
                 <w:b/>
                 <w:bCs/>
+                <w:sz w:val="24"/>
+                <w:szCs w:val="24"/>
               </w:rPr>
             </w:pPr>
             <w:r>
@@ -1211,6 +1445,8 @@
                 <w:rFonts w:ascii="Arial" w:eastAsia="MS Mincho" w:hAnsi="Arial" w:cs="Arial"/>
                 <w:b/>
                 <w:bCs/>
+                <w:sz w:val="24"/>
+                <w:szCs w:val="24"/>
               </w:rPr>
               <w:t>₹</w:t>
             </w:r>
@@ -1219,6 +1455,8 @@
                 <w:rFonts w:ascii="Gadugi" w:eastAsia="MS Mincho" w:hAnsi="Gadugi"/>
                 <w:b/>
                 <w:bCs/>
+                <w:sz w:val="24"/>
+                <w:szCs w:val="24"/>
               </w:rPr>
               <w:t>4,113.90 Cr</w:t>
             </w:r>
@@ -1236,6 +1474,8 @@
                 <w:rFonts w:ascii="Gadugi" w:eastAsia="MS Mincho" w:hAnsi="Gadugi"/>
                 <w:b/>
                 <w:bCs/>
+                <w:sz w:val="24"/>
+                <w:szCs w:val="24"/>
               </w:rPr>
             </w:pPr>
             <w:r>
@@ -1243,6 +1483,8 @@
                 <w:rFonts w:ascii="Arial" w:eastAsia="MS Mincho" w:hAnsi="Arial" w:cs="Arial"/>
                 <w:b/>
                 <w:bCs/>
+                <w:sz w:val="24"/>
+                <w:szCs w:val="24"/>
               </w:rPr>
               <w:t>₹</w:t>
             </w:r>
@@ -1251,6 +1493,8 @@
                 <w:rFonts w:ascii="Gadugi" w:eastAsia="MS Mincho" w:hAnsi="Gadugi"/>
                 <w:b/>
                 <w:bCs/>
+                <w:sz w:val="24"/>
+                <w:szCs w:val="24"/>
               </w:rPr>
               <w:t>4,250.00 Cr</w:t>
             </w:r>
@@ -1268,6 +1512,8 @@
                 <w:rFonts w:ascii="Gadugi" w:eastAsia="MS Mincho" w:hAnsi="Gadugi"/>
                 <w:b/>
                 <w:bCs/>
+                <w:sz w:val="24"/>
+                <w:szCs w:val="24"/>
               </w:rPr>
             </w:pPr>
             <w:r>
@@ -1275,6 +1521,8 @@
                 <w:rFonts w:ascii="Gadugi" w:eastAsia="MS Mincho" w:hAnsi="Gadugi"/>
                 <w:b/>
                 <w:bCs/>
+                <w:sz w:val="24"/>
+                <w:szCs w:val="24"/>
               </w:rPr>
               <w:t>-3.20%</w:t>
             </w:r>
@@ -1292,6 +1540,8 @@
                 <w:rFonts w:ascii="Gadugi" w:eastAsia="MS Mincho" w:hAnsi="Gadugi"/>
                 <w:b/>
                 <w:bCs/>
+                <w:sz w:val="24"/>
+                <w:szCs w:val="24"/>
               </w:rPr>
             </w:pPr>
             <w:r>
@@ -1299,6 +1549,8 @@
                 <w:rFonts w:ascii="Gadugi" w:eastAsia="MS Mincho" w:hAnsi="Gadugi"/>
                 <w:b/>
                 <w:bCs/>
+                <w:sz w:val="24"/>
+                <w:szCs w:val="24"/>
               </w:rPr>
               <w:t>30.00%</w:t>
             </w:r>
@@ -1319,11 +1571,15 @@
               <w:spacing w:before="40" w:after="40"/>
               <w:rPr>
                 <w:rFonts w:ascii="Gadugi" w:eastAsia="MS Mincho" w:hAnsi="Gadugi"/>
+                <w:sz w:val="24"/>
+                <w:szCs w:val="24"/>
               </w:rPr>
             </w:pPr>
             <w:r>
               <w:rPr>
                 <w:rFonts w:ascii="Gadugi" w:eastAsia="MS Mincho" w:hAnsi="Gadugi"/>
+                <w:sz w:val="24"/>
+                <w:szCs w:val="24"/>
               </w:rPr>
               <w:t>Eicher (VECV)</w:t>
             </w:r>
@@ -1341,6 +1597,8 @@
                 <w:rFonts w:ascii="Gadugi" w:eastAsia="MS Mincho" w:hAnsi="Gadugi"/>
                 <w:b/>
                 <w:bCs/>
+                <w:sz w:val="24"/>
+                <w:szCs w:val="24"/>
               </w:rPr>
             </w:pPr>
             <w:r>
@@ -1348,6 +1606,8 @@
                 <w:rFonts w:ascii="Gadugi" w:eastAsia="MS Mincho" w:hAnsi="Gadugi"/>
                 <w:b/>
                 <w:bCs/>
+                <w:sz w:val="24"/>
+                <w:szCs w:val="24"/>
               </w:rPr>
               <w:t>8,241 Units</w:t>
             </w:r>
@@ -1365,6 +1625,8 @@
                 <w:rFonts w:ascii="Gadugi" w:eastAsia="MS Mincho" w:hAnsi="Gadugi"/>
                 <w:b/>
                 <w:bCs/>
+                <w:sz w:val="24"/>
+                <w:szCs w:val="24"/>
               </w:rPr>
             </w:pPr>
             <w:r>
@@ -1372,6 +1634,8 @@
                 <w:rFonts w:ascii="Arial" w:eastAsia="MS Mincho" w:hAnsi="Arial" w:cs="Arial"/>
                 <w:b/>
                 <w:bCs/>
+                <w:sz w:val="24"/>
+                <w:szCs w:val="24"/>
               </w:rPr>
               <w:t>₹</w:t>
             </w:r>
@@ -1380,6 +1644,8 @@
                 <w:rFonts w:ascii="Gadugi" w:eastAsia="MS Mincho" w:hAnsi="Gadugi"/>
                 <w:b/>
                 <w:bCs/>
+                <w:sz w:val="24"/>
+                <w:szCs w:val="24"/>
               </w:rPr>
               <w:t>16.20 Lakh</w:t>
             </w:r>
@@ -1397,6 +1663,8 @@
                 <w:rFonts w:ascii="Gadugi" w:eastAsia="MS Mincho" w:hAnsi="Gadugi"/>
                 <w:b/>
                 <w:bCs/>
+                <w:sz w:val="24"/>
+                <w:szCs w:val="24"/>
               </w:rPr>
             </w:pPr>
             <w:r>
@@ -1404,6 +1672,8 @@
                 <w:rFonts w:ascii="Arial" w:eastAsia="MS Mincho" w:hAnsi="Arial" w:cs="Arial"/>
                 <w:b/>
                 <w:bCs/>
+                <w:sz w:val="24"/>
+                <w:szCs w:val="24"/>
               </w:rPr>
               <w:t>₹</w:t>
             </w:r>
@@ -1412,6 +1682,8 @@
                 <w:rFonts w:ascii="Gadugi" w:eastAsia="MS Mincho" w:hAnsi="Gadugi"/>
                 <w:b/>
                 <w:bCs/>
+                <w:sz w:val="24"/>
+                <w:szCs w:val="24"/>
               </w:rPr>
               <w:t>1,335.04 Cr</w:t>
             </w:r>
@@ -1429,6 +1701,8 @@
                 <w:rFonts w:ascii="Gadugi" w:eastAsia="MS Mincho" w:hAnsi="Gadugi"/>
                 <w:b/>
                 <w:bCs/>
+                <w:sz w:val="24"/>
+                <w:szCs w:val="24"/>
               </w:rPr>
             </w:pPr>
             <w:r>
@@ -1436,6 +1710,8 @@
                 <w:rFonts w:ascii="Arial" w:eastAsia="MS Mincho" w:hAnsi="Arial" w:cs="Arial"/>
                 <w:b/>
                 <w:bCs/>
+                <w:sz w:val="24"/>
+                <w:szCs w:val="24"/>
               </w:rPr>
               <w:t>₹</w:t>
             </w:r>
@@ -1444,6 +1720,8 @@
                 <w:rFonts w:ascii="Gadugi" w:eastAsia="MS Mincho" w:hAnsi="Gadugi"/>
                 <w:b/>
                 <w:bCs/>
+                <w:sz w:val="24"/>
+                <w:szCs w:val="24"/>
               </w:rPr>
               <w:t>1,300.00 Cr</w:t>
             </w:r>
@@ -1461,6 +1739,8 @@
                 <w:rFonts w:ascii="Gadugi" w:eastAsia="MS Mincho" w:hAnsi="Gadugi"/>
                 <w:b/>
                 <w:bCs/>
+                <w:sz w:val="24"/>
+                <w:szCs w:val="24"/>
               </w:rPr>
             </w:pPr>
             <w:r>
@@ -1468,6 +1748,8 @@
                 <w:rFonts w:ascii="Gadugi" w:eastAsia="MS Mincho" w:hAnsi="Gadugi"/>
                 <w:b/>
                 <w:bCs/>
+                <w:sz w:val="24"/>
+                <w:szCs w:val="24"/>
               </w:rPr>
               <w:t>+2.69%</w:t>
             </w:r>
@@ -1485,6 +1767,8 @@
                 <w:rFonts w:ascii="Gadugi" w:eastAsia="MS Mincho" w:hAnsi="Gadugi"/>
                 <w:b/>
                 <w:bCs/>
+                <w:sz w:val="24"/>
+                <w:szCs w:val="24"/>
               </w:rPr>
             </w:pPr>
             <w:r>
@@ -1492,6 +1776,8 @@
                 <w:rFonts w:ascii="Gadugi" w:eastAsia="MS Mincho" w:hAnsi="Gadugi"/>
                 <w:b/>
                 <w:bCs/>
+                <w:sz w:val="24"/>
+                <w:szCs w:val="24"/>
               </w:rPr>
               <w:t>15.80%</w:t>
             </w:r>
@@ -1509,11 +1795,15 @@
               <w:spacing w:before="40" w:after="40"/>
               <w:rPr>
                 <w:rFonts w:ascii="Gadugi" w:eastAsia="MS Mincho" w:hAnsi="Gadugi"/>
+                <w:sz w:val="24"/>
+                <w:szCs w:val="24"/>
               </w:rPr>
             </w:pPr>
             <w:r>
               <w:rPr>
                 <w:rFonts w:ascii="Gadugi" w:eastAsia="MS Mincho" w:hAnsi="Gadugi"/>
+                <w:sz w:val="24"/>
+                <w:szCs w:val="24"/>
               </w:rPr>
               <w:t>BharatBenz</w:t>
             </w:r>
@@ -1531,6 +1821,8 @@
                 <w:rFonts w:ascii="Gadugi" w:eastAsia="MS Mincho" w:hAnsi="Gadugi"/>
                 <w:b/>
                 <w:bCs/>
+                <w:sz w:val="24"/>
+                <w:szCs w:val="24"/>
               </w:rPr>
             </w:pPr>
             <w:r>
@@ -1538,6 +1830,8 @@
                 <w:rFonts w:ascii="Gadugi" w:eastAsia="MS Mincho" w:hAnsi="Gadugi"/>
                 <w:b/>
                 <w:bCs/>
+                <w:sz w:val="24"/>
+                <w:szCs w:val="24"/>
               </w:rPr>
               <w:t>1,667 Units</w:t>
             </w:r>
@@ -1555,6 +1849,8 @@
                 <w:rFonts w:ascii="Gadugi" w:eastAsia="MS Mincho" w:hAnsi="Gadugi"/>
                 <w:b/>
                 <w:bCs/>
+                <w:sz w:val="24"/>
+                <w:szCs w:val="24"/>
               </w:rPr>
             </w:pPr>
             <w:r>
@@ -1562,6 +1858,8 @@
                 <w:rFonts w:ascii="Arial" w:eastAsia="MS Mincho" w:hAnsi="Arial" w:cs="Arial"/>
                 <w:b/>
                 <w:bCs/>
+                <w:sz w:val="24"/>
+                <w:szCs w:val="24"/>
               </w:rPr>
               <w:t>₹</w:t>
             </w:r>
@@ -1570,6 +1868,8 @@
                 <w:rFonts w:ascii="Gadugi" w:eastAsia="MS Mincho" w:hAnsi="Gadugi"/>
                 <w:b/>
                 <w:bCs/>
+                <w:sz w:val="24"/>
+                <w:szCs w:val="24"/>
               </w:rPr>
               <w:t>28.50 Lakh</w:t>
             </w:r>
@@ -1587,6 +1887,8 @@
                 <w:rFonts w:ascii="Gadugi" w:eastAsia="MS Mincho" w:hAnsi="Gadugi"/>
                 <w:b/>
                 <w:bCs/>
+                <w:sz w:val="24"/>
+                <w:szCs w:val="24"/>
               </w:rPr>
             </w:pPr>
             <w:r>
@@ -1594,6 +1896,8 @@
                 <w:rFonts w:ascii="Arial" w:eastAsia="MS Mincho" w:hAnsi="Arial" w:cs="Arial"/>
                 <w:b/>
                 <w:bCs/>
+                <w:sz w:val="24"/>
+                <w:szCs w:val="24"/>
               </w:rPr>
               <w:t>₹</w:t>
             </w:r>
@@ -1602,6 +1906,8 @@
                 <w:rFonts w:ascii="Gadugi" w:eastAsia="MS Mincho" w:hAnsi="Gadugi"/>
                 <w:b/>
                 <w:bCs/>
+                <w:sz w:val="24"/>
+                <w:szCs w:val="24"/>
               </w:rPr>
               <w:t>475.10 Cr</w:t>
             </w:r>
@@ -1619,6 +1925,8 @@
                 <w:rFonts w:ascii="Gadugi" w:eastAsia="MS Mincho" w:hAnsi="Gadugi"/>
                 <w:b/>
                 <w:bCs/>
+                <w:sz w:val="24"/>
+                <w:szCs w:val="24"/>
               </w:rPr>
             </w:pPr>
             <w:r>
@@ -1626,6 +1934,8 @@
                 <w:rFonts w:ascii="Arial" w:eastAsia="MS Mincho" w:hAnsi="Arial" w:cs="Arial"/>
                 <w:b/>
                 <w:bCs/>
+                <w:sz w:val="24"/>
+                <w:szCs w:val="24"/>
               </w:rPr>
               <w:t>₹</w:t>
             </w:r>
@@ -1634,6 +1944,8 @@
                 <w:rFonts w:ascii="Gadugi" w:eastAsia="MS Mincho" w:hAnsi="Gadugi"/>
                 <w:b/>
                 <w:bCs/>
+                <w:sz w:val="24"/>
+                <w:szCs w:val="24"/>
               </w:rPr>
               <w:t>450.00 Cr</w:t>
             </w:r>
@@ -1651,6 +1963,8 @@
                 <w:rFonts w:ascii="Gadugi" w:eastAsia="MS Mincho" w:hAnsi="Gadugi"/>
                 <w:b/>
                 <w:bCs/>
+                <w:sz w:val="24"/>
+                <w:szCs w:val="24"/>
               </w:rPr>
             </w:pPr>
             <w:r>
@@ -1658,6 +1972,8 @@
                 <w:rFonts w:ascii="Gadugi" w:eastAsia="MS Mincho" w:hAnsi="Gadugi"/>
                 <w:b/>
                 <w:bCs/>
+                <w:sz w:val="24"/>
+                <w:szCs w:val="24"/>
               </w:rPr>
               <w:t>+5.58%</w:t>
             </w:r>
@@ -1675,6 +1991,8 @@
                 <w:rFonts w:ascii="Gadugi" w:eastAsia="MS Mincho" w:hAnsi="Gadugi"/>
                 <w:b/>
                 <w:bCs/>
+                <w:sz w:val="24"/>
+                <w:szCs w:val="24"/>
               </w:rPr>
             </w:pPr>
             <w:r>
@@ -1682,6 +2000,8 @@
                 <w:rFonts w:ascii="Gadugi" w:eastAsia="MS Mincho" w:hAnsi="Gadugi"/>
                 <w:b/>
                 <w:bCs/>
+                <w:sz w:val="24"/>
+                <w:szCs w:val="24"/>
               </w:rPr>
               <w:t>14.20%</w:t>
             </w:r>
@@ -1702,11 +2022,15 @@
               <w:spacing w:before="40" w:after="40"/>
               <w:rPr>
                 <w:rFonts w:ascii="Gadugi" w:eastAsia="MS Mincho" w:hAnsi="Gadugi"/>
+                <w:sz w:val="24"/>
+                <w:szCs w:val="24"/>
               </w:rPr>
             </w:pPr>
             <w:r>
               <w:rPr>
                 <w:rFonts w:ascii="Gadugi" w:eastAsia="MS Mincho" w:hAnsi="Gadugi"/>
+                <w:sz w:val="24"/>
+                <w:szCs w:val="24"/>
               </w:rPr>
               <w:t>Total / Average</w:t>
             </w:r>
@@ -1724,6 +2048,8 @@
                 <w:rFonts w:ascii="Gadugi" w:eastAsia="MS Mincho" w:hAnsi="Gadugi"/>
                 <w:b/>
                 <w:bCs/>
+                <w:sz w:val="24"/>
+                <w:szCs w:val="24"/>
               </w:rPr>
             </w:pPr>
             <w:r>
@@ -1731,6 +2057,8 @@
                 <w:rFonts w:ascii="Gadugi" w:eastAsia="MS Mincho" w:hAnsi="Gadugi"/>
                 <w:b/>
                 <w:bCs/>
+                <w:sz w:val="24"/>
+                <w:szCs w:val="24"/>
               </w:rPr>
               <w:t>69,139 Units</w:t>
             </w:r>
@@ -1748,6 +2076,8 @@
                 <w:rFonts w:ascii="Gadugi" w:eastAsia="MS Mincho" w:hAnsi="Gadugi"/>
                 <w:b/>
                 <w:bCs/>
+                <w:sz w:val="24"/>
+                <w:szCs w:val="24"/>
               </w:rPr>
             </w:pPr>
             <w:r>
@@ -1755,6 +2085,8 @@
                 <w:rFonts w:ascii="Arial" w:eastAsia="MS Mincho" w:hAnsi="Arial" w:cs="Arial"/>
                 <w:b/>
                 <w:bCs/>
+                <w:sz w:val="24"/>
+                <w:szCs w:val="24"/>
               </w:rPr>
               <w:t>₹</w:t>
             </w:r>
@@ -1763,6 +2095,8 @@
                 <w:rFonts w:ascii="Gadugi" w:eastAsia="MS Mincho" w:hAnsi="Gadugi"/>
                 <w:b/>
                 <w:bCs/>
+                <w:sz w:val="24"/>
+                <w:szCs w:val="24"/>
               </w:rPr>
               <w:t>19.18 Lakh</w:t>
             </w:r>
@@ -1780,6 +2114,8 @@
                 <w:rFonts w:ascii="Gadugi" w:eastAsia="MS Mincho" w:hAnsi="Gadugi"/>
                 <w:b/>
                 <w:bCs/>
+                <w:sz w:val="24"/>
+                <w:szCs w:val="24"/>
               </w:rPr>
             </w:pPr>
             <w:r>
@@ -1787,6 +2123,8 @@
                 <w:rFonts w:ascii="Arial" w:eastAsia="MS Mincho" w:hAnsi="Arial" w:cs="Arial"/>
                 <w:b/>
                 <w:bCs/>
+                <w:sz w:val="24"/>
+                <w:szCs w:val="24"/>
               </w:rPr>
               <w:t>₹</w:t>
             </w:r>
@@ -1795,6 +2133,8 @@
                 <w:rFonts w:ascii="Gadugi" w:eastAsia="MS Mincho" w:hAnsi="Gadugi"/>
                 <w:b/>
                 <w:bCs/>
+                <w:sz w:val="24"/>
+                <w:szCs w:val="24"/>
               </w:rPr>
               <w:t>13,257.63 Cr</w:t>
             </w:r>
@@ -1812,6 +2152,8 @@
                 <w:rFonts w:ascii="Gadugi" w:eastAsia="MS Mincho" w:hAnsi="Gadugi"/>
                 <w:b/>
                 <w:bCs/>
+                <w:sz w:val="24"/>
+                <w:szCs w:val="24"/>
               </w:rPr>
             </w:pPr>
             <w:r>
@@ -1819,6 +2161,8 @@
                 <w:rFonts w:ascii="Arial" w:eastAsia="MS Mincho" w:hAnsi="Arial" w:cs="Arial"/>
                 <w:b/>
                 <w:bCs/>
+                <w:sz w:val="24"/>
+                <w:szCs w:val="24"/>
               </w:rPr>
               <w:t>₹</w:t>
             </w:r>
@@ -1827,6 +2171,8 @@
                 <w:rFonts w:ascii="Gadugi" w:eastAsia="MS Mincho" w:hAnsi="Gadugi"/>
                 <w:b/>
                 <w:bCs/>
+                <w:sz w:val="24"/>
+                <w:szCs w:val="24"/>
               </w:rPr>
               <w:t>13,100.00 Cr</w:t>
             </w:r>
@@ -1844,6 +2190,8 @@
                 <w:rFonts w:ascii="Gadugi" w:eastAsia="MS Mincho" w:hAnsi="Gadugi"/>
                 <w:b/>
                 <w:bCs/>
+                <w:sz w:val="24"/>
+                <w:szCs w:val="24"/>
               </w:rPr>
             </w:pPr>
             <w:r>
@@ -1851,6 +2199,8 @@
                 <w:rFonts w:ascii="Gadugi" w:eastAsia="MS Mincho" w:hAnsi="Gadugi"/>
                 <w:b/>
                 <w:bCs/>
+                <w:sz w:val="24"/>
+                <w:szCs w:val="24"/>
               </w:rPr>
               <w:t>+1.20%</w:t>
             </w:r>
@@ -1868,6 +2218,8 @@
                 <w:rFonts w:ascii="Gadugi" w:eastAsia="MS Mincho" w:hAnsi="Gadugi"/>
                 <w:b/>
                 <w:bCs/>
+                <w:sz w:val="24"/>
+                <w:szCs w:val="24"/>
               </w:rPr>
             </w:pPr>
             <w:r>
@@ -1875,6 +2227,8 @@
                 <w:rFonts w:ascii="Gadugi" w:eastAsia="MS Mincho" w:hAnsi="Gadugi"/>
                 <w:b/>
                 <w:bCs/>
+                <w:sz w:val="24"/>
+                <w:szCs w:val="24"/>
               </w:rPr>
               <w:t>24.23%</w:t>
             </w:r>
@@ -1890,6 +2244,8 @@
           <w:b/>
           <w:bCs/>
           <w:color w:val="4F6228" w:themeColor="accent3" w:themeShade="80"/>
+          <w:sz w:val="24"/>
+          <w:szCs w:val="24"/>
         </w:rPr>
       </w:pPr>
       <w:r>
@@ -1898,6 +2254,8 @@
           <w:b/>
           <w:bCs/>
           <w:color w:val="4F6228" w:themeColor="accent3" w:themeShade="80"/>
+          <w:sz w:val="24"/>
+          <w:szCs w:val="24"/>
         </w:rPr>
         <w:t>5. Key Features &amp; Dashboard Architecture</w:t>
       </w:r>
@@ -1910,6 +2268,8 @@
           <w:b/>
           <w:bCs/>
           <w:color w:val="002060"/>
+          <w:sz w:val="24"/>
+          <w:szCs w:val="24"/>
         </w:rPr>
       </w:pPr>
       <w:r>
@@ -1918,6 +2278,8 @@
           <w:b/>
           <w:bCs/>
           <w:color w:val="002060"/>
+          <w:sz w:val="24"/>
+          <w:szCs w:val="24"/>
         </w:rPr>
         <w:t>5.1 Executive KPI Tracker Header</w:t>
       </w:r>
@@ -1931,6 +2293,8 @@
           <w:b/>
           <w:bCs/>
           <w:color w:val="1D1B11" w:themeColor="background2" w:themeShade="1A"/>
+          <w:sz w:val="24"/>
+          <w:szCs w:val="24"/>
         </w:rPr>
       </w:pPr>
       <w:r>
@@ -1939,6 +2303,8 @@
           <w:b/>
           <w:bCs/>
           <w:color w:val="1D1B11" w:themeColor="background2" w:themeShade="1A"/>
+          <w:sz w:val="24"/>
+          <w:szCs w:val="24"/>
         </w:rPr>
         <w:t xml:space="preserve">Total Revenue: Displays </w:t>
       </w:r>
@@ -1948,6 +2314,8 @@
           <w:b/>
           <w:bCs/>
           <w:color w:val="1D1B11" w:themeColor="background2" w:themeShade="1A"/>
+          <w:sz w:val="24"/>
+          <w:szCs w:val="24"/>
         </w:rPr>
         <w:t>₹</w:t>
       </w:r>
@@ -1957,6 +2325,8 @@
           <w:b/>
           <w:bCs/>
           <w:color w:val="1D1B11" w:themeColor="background2" w:themeShade="1A"/>
+          <w:sz w:val="24"/>
+          <w:szCs w:val="24"/>
         </w:rPr>
         <w:t>13,257.63 Cr (Dynamically linked to Data_Master!D6).</w:t>
       </w:r>
@@ -1970,6 +2340,8 @@
           <w:b/>
           <w:bCs/>
           <w:color w:val="1D1B11" w:themeColor="background2" w:themeShade="1A"/>
+          <w:sz w:val="24"/>
+          <w:szCs w:val="24"/>
         </w:rPr>
       </w:pPr>
       <w:r>
@@ -1978,6 +2350,8 @@
           <w:b/>
           <w:bCs/>
           <w:color w:val="1D1B11" w:themeColor="background2" w:themeShade="1A"/>
+          <w:sz w:val="24"/>
+          <w:szCs w:val="24"/>
         </w:rPr>
         <w:t>Revenue Variance: Displays +1.20% indicating overall performance above target (Dynamically linked to Data_Master!F6).</w:t>
       </w:r>
@@ -1991,6 +2365,8 @@
           <w:b/>
           <w:bCs/>
           <w:color w:val="1D1B11" w:themeColor="background2" w:themeShade="1A"/>
+          <w:sz w:val="24"/>
+          <w:szCs w:val="24"/>
         </w:rPr>
       </w:pPr>
       <w:r>
@@ -1999,6 +2375,8 @@
           <w:b/>
           <w:bCs/>
           <w:color w:val="1D1B11" w:themeColor="background2" w:themeShade="1A"/>
+          <w:sz w:val="24"/>
+          <w:szCs w:val="24"/>
         </w:rPr>
         <w:t>Total Units Sold: Displays 69,139 Units representing market delivery output (Dynamically linked to Data_Master!B6).</w:t>
       </w:r>
@@ -2012,6 +2390,8 @@
           <w:b/>
           <w:bCs/>
           <w:color w:val="1D1B11" w:themeColor="background2" w:themeShade="1A"/>
+          <w:sz w:val="24"/>
+          <w:szCs w:val="24"/>
         </w:rPr>
       </w:pPr>
       <w:r>
@@ -2020,6 +2400,8 @@
           <w:b/>
           <w:bCs/>
           <w:color w:val="1D1B11" w:themeColor="background2" w:themeShade="1A"/>
+          <w:sz w:val="24"/>
+          <w:szCs w:val="24"/>
         </w:rPr>
         <w:t>Portfolio Average Growth: Displays 24.23% capturing average YoY market expansion (Dynamically linked to Data_Master!G6).</w:t>
       </w:r>
@@ -2032,6 +2414,8 @@
           <w:b/>
           <w:bCs/>
           <w:color w:val="002060"/>
+          <w:sz w:val="24"/>
+          <w:szCs w:val="24"/>
         </w:rPr>
       </w:pPr>
       <w:r>
@@ -2040,6 +2424,8 @@
           <w:b/>
           <w:bCs/>
           <w:color w:val="002060"/>
+          <w:sz w:val="24"/>
+          <w:szCs w:val="24"/>
         </w:rPr>
         <w:t>5.2 5-Chart Visual Suite</w:t>
       </w:r>
@@ -2053,6 +2439,8 @@
           <w:b/>
           <w:bCs/>
           <w:color w:val="1D1B11" w:themeColor="background2" w:themeShade="1A"/>
+          <w:sz w:val="24"/>
+          <w:szCs w:val="24"/>
         </w:rPr>
       </w:pPr>
       <w:r>
@@ -2061,7 +2449,10 @@
           <w:b/>
           <w:bCs/>
           <w:color w:val="1D1B11" w:themeColor="background2" w:themeShade="1A"/>
+          <w:sz w:val="24"/>
+          <w:szCs w:val="24"/>
         </w:rPr>
+        <w:lastRenderedPageBreak/>
         <w:t>Chart 1: Actual vs. Target Revenue by OEM (Clustered Column Chart): Compares total revenue generated against target goals, illustrating Tata Motors' dominant revenue generation (</w:t>
       </w:r>
       <w:r>
@@ -2070,6 +2461,8 @@
           <w:b/>
           <w:bCs/>
           <w:color w:val="1D1B11" w:themeColor="background2" w:themeShade="1A"/>
+          <w:sz w:val="24"/>
+          <w:szCs w:val="24"/>
         </w:rPr>
         <w:t>₹</w:t>
       </w:r>
@@ -2079,6 +2472,8 @@
           <w:b/>
           <w:bCs/>
           <w:color w:val="1D1B11" w:themeColor="background2" w:themeShade="1A"/>
+          <w:sz w:val="24"/>
+          <w:szCs w:val="24"/>
         </w:rPr>
         <w:t xml:space="preserve">7,333.59 Cr vs. </w:t>
       </w:r>
@@ -2088,6 +2483,8 @@
           <w:b/>
           <w:bCs/>
           <w:color w:val="1D1B11" w:themeColor="background2" w:themeShade="1A"/>
+          <w:sz w:val="24"/>
+          <w:szCs w:val="24"/>
         </w:rPr>
         <w:t>₹</w:t>
       </w:r>
@@ -2097,6 +2494,8 @@
           <w:b/>
           <w:bCs/>
           <w:color w:val="1D1B11" w:themeColor="background2" w:themeShade="1A"/>
+          <w:sz w:val="24"/>
+          <w:szCs w:val="24"/>
         </w:rPr>
         <w:t>7,100 Cr target).</w:t>
       </w:r>
@@ -2110,6 +2509,8 @@
           <w:b/>
           <w:bCs/>
           <w:color w:val="1D1B11" w:themeColor="background2" w:themeShade="1A"/>
+          <w:sz w:val="24"/>
+          <w:szCs w:val="24"/>
         </w:rPr>
       </w:pPr>
       <w:r>
@@ -2118,6 +2519,8 @@
           <w:b/>
           <w:bCs/>
           <w:color w:val="1D1B11" w:themeColor="background2" w:themeShade="1A"/>
+          <w:sz w:val="24"/>
+          <w:szCs w:val="24"/>
         </w:rPr>
         <w:t>Chart 2: OEM Revenue Market Share (Donut Chart): Visualizes market distribution percentages, showing Tata Motors holding 55.32%, Ashok Leyland at 31.03%, Eicher VECV at 10.07%, and BharatBenz at 3.58%.</w:t>
       </w:r>
@@ -2131,6 +2534,8 @@
           <w:b/>
           <w:bCs/>
           <w:color w:val="1D1B11" w:themeColor="background2" w:themeShade="1A"/>
+          <w:sz w:val="24"/>
+          <w:szCs w:val="24"/>
         </w:rPr>
       </w:pPr>
       <w:r>
@@ -2139,8 +2544,9 @@
           <w:b/>
           <w:bCs/>
           <w:color w:val="1D1B11" w:themeColor="background2" w:themeShade="1A"/>
+          <w:sz w:val="24"/>
+          <w:szCs w:val="24"/>
         </w:rPr>
-        <w:lastRenderedPageBreak/>
         <w:t>Chart 3: Commercial Vehicle Units Sold by OEM (Horizontal Bar Chart): Highlights operational delivery volume, emphasizing Tata Motors' volume leadership at 39,641 units.</w:t>
       </w:r>
     </w:p>
@@ -2153,6 +2559,8 @@
           <w:b/>
           <w:bCs/>
           <w:color w:val="1D1B11" w:themeColor="background2" w:themeShade="1A"/>
+          <w:sz w:val="24"/>
+          <w:szCs w:val="24"/>
         </w:rPr>
       </w:pPr>
       <w:r>
@@ -2161,6 +2569,8 @@
           <w:b/>
           <w:bCs/>
           <w:color w:val="1D1B11" w:themeColor="background2" w:themeShade="1A"/>
+          <w:sz w:val="24"/>
+          <w:szCs w:val="24"/>
         </w:rPr>
         <w:t xml:space="preserve">Chart 4: Average Selling Price / ASP Comparison (Vertical Column Chart): Displays pricing positioning across brands, highlighting BharatBenz's premium strategy at </w:t>
       </w:r>
@@ -2170,6 +2580,8 @@
           <w:b/>
           <w:bCs/>
           <w:color w:val="1D1B11" w:themeColor="background2" w:themeShade="1A"/>
+          <w:sz w:val="24"/>
+          <w:szCs w:val="24"/>
         </w:rPr>
         <w:t>₹</w:t>
       </w:r>
@@ -2179,6 +2591,8 @@
           <w:b/>
           <w:bCs/>
           <w:color w:val="1D1B11" w:themeColor="background2" w:themeShade="1A"/>
+          <w:sz w:val="24"/>
+          <w:szCs w:val="24"/>
         </w:rPr>
         <w:t xml:space="preserve">28.50 Lakh/unit compared to Eicher's entry price point of </w:t>
       </w:r>
@@ -2188,6 +2602,8 @@
           <w:b/>
           <w:bCs/>
           <w:color w:val="1D1B11" w:themeColor="background2" w:themeShade="1A"/>
+          <w:sz w:val="24"/>
+          <w:szCs w:val="24"/>
         </w:rPr>
         <w:t>₹</w:t>
       </w:r>
@@ -2197,6 +2613,8 @@
           <w:b/>
           <w:bCs/>
           <w:color w:val="1D1B11" w:themeColor="background2" w:themeShade="1A"/>
+          <w:sz w:val="24"/>
+          <w:szCs w:val="24"/>
         </w:rPr>
         <w:t>16.20 Lakh/unit.</w:t>
       </w:r>
@@ -2210,6 +2628,8 @@
           <w:b/>
           <w:bCs/>
           <w:color w:val="1D1B11" w:themeColor="background2" w:themeShade="1A"/>
+          <w:sz w:val="24"/>
+          <w:szCs w:val="24"/>
         </w:rPr>
       </w:pPr>
       <w:r>
@@ -2218,6 +2638,8 @@
           <w:b/>
           <w:bCs/>
           <w:color w:val="1D1B11" w:themeColor="background2" w:themeShade="1A"/>
+          <w:sz w:val="24"/>
+          <w:szCs w:val="24"/>
         </w:rPr>
         <w:t>Chart 5: Total Revenue vs. YoY Revenue Growth (Combo Chart): Features primary column bars for Total Revenue paired with a secondary axis line with markers for YoY Growth %, highlighting Tata Motors' market-leading 36.90% growth trajectory.</w:t>
       </w:r>
@@ -2230,6 +2652,8 @@
           <w:b/>
           <w:bCs/>
           <w:color w:val="002060"/>
+          <w:sz w:val="24"/>
+          <w:szCs w:val="24"/>
         </w:rPr>
       </w:pPr>
       <w:r>
@@ -2238,6 +2662,8 @@
           <w:b/>
           <w:bCs/>
           <w:color w:val="002060"/>
+          <w:sz w:val="24"/>
+          <w:szCs w:val="24"/>
         </w:rPr>
         <w:t>5.3 Interactive Filtering with Slicers</w:t>
       </w:r>
@@ -2249,6 +2675,8 @@
           <w:b/>
           <w:bCs/>
           <w:color w:val="1D1B11" w:themeColor="background2" w:themeShade="1A"/>
+          <w:sz w:val="24"/>
+          <w:szCs w:val="24"/>
         </w:rPr>
       </w:pPr>
       <w:r>
@@ -2257,6 +2685,8 @@
           <w:b/>
           <w:bCs/>
           <w:color w:val="1D1B11" w:themeColor="background2" w:themeShade="1A"/>
+          <w:sz w:val="24"/>
+          <w:szCs w:val="24"/>
         </w:rPr>
         <w:t>An integrated dark-themed OEM / Brand Slicer is placed on the dashboard, connected directly to the underlying data table on Data_Master. Clicking any OEM filters all five charts simultaneously, enabling granular single-brand evaluation.</w:t>
       </w:r>
@@ -2269,6 +2699,8 @@
           <w:b/>
           <w:bCs/>
           <w:color w:val="4F6228" w:themeColor="accent3" w:themeShade="80"/>
+          <w:sz w:val="24"/>
+          <w:szCs w:val="24"/>
         </w:rPr>
       </w:pPr>
       <w:r>
@@ -2277,6 +2709,8 @@
           <w:b/>
           <w:bCs/>
           <w:color w:val="4F6228" w:themeColor="accent3" w:themeShade="80"/>
+          <w:sz w:val="24"/>
+          <w:szCs w:val="24"/>
         </w:rPr>
         <w:t>6. Learning Outcomes</w:t>
       </w:r>
@@ -2290,6 +2724,8 @@
           <w:b/>
           <w:bCs/>
           <w:color w:val="1D1B11" w:themeColor="background2" w:themeShade="1A"/>
+          <w:sz w:val="24"/>
+          <w:szCs w:val="24"/>
         </w:rPr>
       </w:pPr>
       <w:r>
@@ -2298,6 +2734,8 @@
           <w:b/>
           <w:bCs/>
           <w:color w:val="1D1B11" w:themeColor="background2" w:themeShade="1A"/>
+          <w:sz w:val="24"/>
+          <w:szCs w:val="24"/>
         </w:rPr>
         <w:t>Mastered advanced custom number formatting techniques to integrate currency symbols (</w:t>
       </w:r>
@@ -2307,6 +2745,8 @@
           <w:b/>
           <w:bCs/>
           <w:color w:val="1D1B11" w:themeColor="background2" w:themeShade="1A"/>
+          <w:sz w:val="24"/>
+          <w:szCs w:val="24"/>
         </w:rPr>
         <w:t>₹</w:t>
       </w:r>
@@ -2316,6 +2756,8 @@
           <w:b/>
           <w:bCs/>
           <w:color w:val="1D1B11" w:themeColor="background2" w:themeShade="1A"/>
+          <w:sz w:val="24"/>
+          <w:szCs w:val="24"/>
         </w:rPr>
         <w:t>), suffixes (Cr, Units, Lakh), and explicit sign indicators (+/-) without compromising dynamic cell linking.</w:t>
       </w:r>
@@ -2329,6 +2771,8 @@
           <w:b/>
           <w:bCs/>
           <w:color w:val="1D1B11" w:themeColor="background2" w:themeShade="1A"/>
+          <w:sz w:val="24"/>
+          <w:szCs w:val="24"/>
         </w:rPr>
       </w:pPr>
       <w:r>
@@ -2337,6 +2781,8 @@
           <w:b/>
           <w:bCs/>
           <w:color w:val="1D1B11" w:themeColor="background2" w:themeShade="1A"/>
+          <w:sz w:val="24"/>
+          <w:szCs w:val="24"/>
         </w:rPr>
         <w:t>Gained proficiency in designing executive dark-themed dashboards with high-contrast color palettes and unified alignment principles.</w:t>
       </w:r>
@@ -2350,6 +2796,8 @@
           <w:b/>
           <w:bCs/>
           <w:color w:val="1D1B11" w:themeColor="background2" w:themeShade="1A"/>
+          <w:sz w:val="24"/>
+          <w:szCs w:val="24"/>
         </w:rPr>
       </w:pPr>
       <w:r>
@@ -2358,6 +2806,8 @@
           <w:b/>
           <w:bCs/>
           <w:color w:val="1D1B11" w:themeColor="background2" w:themeShade="1A"/>
+          <w:sz w:val="24"/>
+          <w:szCs w:val="24"/>
         </w:rPr>
         <w:t>Developed expertise in building combination charts (Combo Charts) utilizing secondary axes to plot disparate scales (Currency vs. Percentage) effectively.</w:t>
       </w:r>
@@ -2371,6 +2821,8 @@
           <w:b/>
           <w:bCs/>
           <w:color w:val="1D1B11" w:themeColor="background2" w:themeShade="1A"/>
+          <w:sz w:val="24"/>
+          <w:szCs w:val="24"/>
         </w:rPr>
       </w:pPr>
       <w:r>
@@ -2379,6 +2831,8 @@
           <w:b/>
           <w:bCs/>
           <w:color w:val="1D1B11" w:themeColor="background2" w:themeShade="1A"/>
+          <w:sz w:val="24"/>
+          <w:szCs w:val="24"/>
         </w:rPr>
         <w:t>Understood how structured Excel Tables act as robust data backbones for interactive Slicer-driven visual filtering.</w:t>
       </w:r>
@@ -2391,6 +2845,8 @@
           <w:b/>
           <w:bCs/>
           <w:color w:val="4F6228" w:themeColor="accent3" w:themeShade="80"/>
+          <w:sz w:val="24"/>
+          <w:szCs w:val="24"/>
         </w:rPr>
       </w:pPr>
       <w:r>
@@ -2399,6 +2855,8 @@
           <w:b/>
           <w:bCs/>
           <w:color w:val="4F6228" w:themeColor="accent3" w:themeShade="80"/>
+          <w:sz w:val="24"/>
+          <w:szCs w:val="24"/>
         </w:rPr>
         <w:t>7. Conclusion</w:t>
       </w:r>
@@ -2410,6 +2868,8 @@
           <w:b/>
           <w:bCs/>
           <w:color w:val="1D1B11" w:themeColor="background2" w:themeShade="1A"/>
+          <w:sz w:val="24"/>
+          <w:szCs w:val="24"/>
         </w:rPr>
       </w:pPr>
       <w:r>
@@ -2418,8 +2878,22 @@
           <w:b/>
           <w:bCs/>
           <w:color w:val="1D1B11" w:themeColor="background2" w:themeShade="1A"/>
+          <w:sz w:val="24"/>
+          <w:szCs w:val="24"/>
         </w:rPr>
-        <w:t>The Sales Revenue Dashboard with KPI Tracker successfully transforms raw commercial vehicle sales figures into a powerful, executive-ready analytical tool. The project demonstrates that while volume leadership lies with Tata Motors (39,641 units), pricing power is held by BharatBenz (</w:t>
+        <w:t xml:space="preserve">The Sales Revenue Dashboard with KPI Tracker successfully transforms raw commercial vehicle sales figures into a powerful, executive-ready analytical tool. The project demonstrates that while volume leadership lies with Tata Motors (39,641 units), pricing </w:t>
+      </w:r>
+      <w:r>
+        <w:rPr>
+          <w:rFonts w:ascii="Gadugi" w:eastAsia="MS Mincho" w:hAnsi="Gadugi"/>
+          <w:b/>
+          <w:bCs/>
+          <w:color w:val="1D1B11" w:themeColor="background2" w:themeShade="1A"/>
+          <w:sz w:val="24"/>
+          <w:szCs w:val="24"/>
+        </w:rPr>
+        <w:lastRenderedPageBreak/>
+        <w:t>power is held by BharatBenz (</w:t>
       </w:r>
       <w:r>
         <w:rPr>
@@ -2427,6 +2901,8 @@
           <w:b/>
           <w:bCs/>
           <w:color w:val="1D1B11" w:themeColor="background2" w:themeShade="1A"/>
+          <w:sz w:val="24"/>
+          <w:szCs w:val="24"/>
         </w:rPr>
         <w:t>₹</w:t>
       </w:r>
@@ -2436,6 +2912,8 @@
           <w:b/>
           <w:bCs/>
           <w:color w:val="1D1B11" w:themeColor="background2" w:themeShade="1A"/>
+          <w:sz w:val="24"/>
+          <w:szCs w:val="24"/>
         </w:rPr>
         <w:t>28.50 Lakh ASP). Overall, the commercial vehicle segment exhibited strong performance in July 2026, exceeding revenue targets by +1.20% and delivering an impressive average YoY growth rate of 24.23%.</w:t>
       </w:r>
@@ -2448,6 +2926,8 @@
           <w:b/>
           <w:bCs/>
           <w:color w:val="4F6228" w:themeColor="accent3" w:themeShade="80"/>
+          <w:sz w:val="24"/>
+          <w:szCs w:val="24"/>
         </w:rPr>
       </w:pPr>
       <w:r>
@@ -2456,6 +2936,8 @@
           <w:b/>
           <w:bCs/>
           <w:color w:val="4F6228" w:themeColor="accent3" w:themeShade="80"/>
+          <w:sz w:val="24"/>
+          <w:szCs w:val="24"/>
         </w:rPr>
         <w:t>8. Submission Checklist &amp; GitHub Guidelines</w:t>
       </w:r>
@@ -2484,11 +2966,15 @@
               <w:spacing w:before="40" w:after="40"/>
               <w:rPr>
                 <w:rFonts w:ascii="Gadugi" w:eastAsia="MS Mincho" w:hAnsi="Gadugi"/>
+                <w:sz w:val="24"/>
+                <w:szCs w:val="24"/>
               </w:rPr>
             </w:pPr>
             <w:r>
               <w:rPr>
                 <w:rFonts w:ascii="Gadugi" w:eastAsia="MS Mincho" w:hAnsi="Gadugi"/>
+                <w:sz w:val="24"/>
+                <w:szCs w:val="24"/>
               </w:rPr>
               <w:t>Submission Item</w:t>
             </w:r>
@@ -2504,11 +2990,15 @@
               <w:spacing w:before="40" w:after="40"/>
               <w:rPr>
                 <w:rFonts w:ascii="Gadugi" w:eastAsia="MS Mincho" w:hAnsi="Gadugi"/>
+                <w:sz w:val="24"/>
+                <w:szCs w:val="24"/>
               </w:rPr>
             </w:pPr>
             <w:r>
               <w:rPr>
                 <w:rFonts w:ascii="Gadugi" w:eastAsia="MS Mincho" w:hAnsi="Gadugi"/>
+                <w:sz w:val="24"/>
+                <w:szCs w:val="24"/>
               </w:rPr>
               <w:t>Status / Detail</w:t>
             </w:r>
@@ -2529,11 +3019,15 @@
               <w:spacing w:before="40" w:after="40"/>
               <w:rPr>
                 <w:rFonts w:ascii="Gadugi" w:eastAsia="MS Mincho" w:hAnsi="Gadugi"/>
+                <w:sz w:val="24"/>
+                <w:szCs w:val="24"/>
               </w:rPr>
             </w:pPr>
             <w:r>
               <w:rPr>
                 <w:rFonts w:ascii="Gadugi" w:eastAsia="MS Mincho" w:hAnsi="Gadugi"/>
+                <w:sz w:val="24"/>
+                <w:szCs w:val="24"/>
               </w:rPr>
               <w:t>Excel Project File (.xlsx)</w:t>
             </w:r>
@@ -2549,11 +3043,15 @@
               <w:spacing w:before="40" w:after="40"/>
               <w:rPr>
                 <w:rFonts w:ascii="Gadugi" w:eastAsia="MS Mincho" w:hAnsi="Gadugi"/>
+                <w:sz w:val="24"/>
+                <w:szCs w:val="24"/>
               </w:rPr>
             </w:pPr>
             <w:r>
               <w:rPr>
                 <w:rFonts w:ascii="Gadugi" w:eastAsia="MS Mincho" w:hAnsi="Gadugi"/>
+                <w:sz w:val="24"/>
+                <w:szCs w:val="24"/>
               </w:rPr>
               <w:t>Completed (Sales Revenue Dashboard with KPI Tracker.xlsx)</w:t>
             </w:r>
@@ -2571,11 +3069,15 @@
               <w:spacing w:before="40" w:after="40"/>
               <w:rPr>
                 <w:rFonts w:ascii="Gadugi" w:eastAsia="MS Mincho" w:hAnsi="Gadugi"/>
+                <w:sz w:val="24"/>
+                <w:szCs w:val="24"/>
               </w:rPr>
             </w:pPr>
             <w:r>
               <w:rPr>
                 <w:rFonts w:ascii="Gadugi" w:eastAsia="MS Mincho" w:hAnsi="Gadugi"/>
+                <w:sz w:val="24"/>
+                <w:szCs w:val="24"/>
               </w:rPr>
               <w:t>Project Report (Doc/PDF)</w:t>
             </w:r>
@@ -2591,11 +3093,15 @@
               <w:spacing w:before="40" w:after="40"/>
               <w:rPr>
                 <w:rFonts w:ascii="Gadugi" w:eastAsia="MS Mincho" w:hAnsi="Gadugi"/>
+                <w:sz w:val="24"/>
+                <w:szCs w:val="24"/>
               </w:rPr>
             </w:pPr>
             <w:r>
               <w:rPr>
                 <w:rFonts w:ascii="Gadugi" w:eastAsia="MS Mincho" w:hAnsi="Gadugi"/>
+                <w:sz w:val="24"/>
+                <w:szCs w:val="24"/>
               </w:rPr>
               <w:t>Completed</w:t>
             </w:r>
@@ -2616,11 +3122,15 @@
               <w:spacing w:before="40" w:after="40"/>
               <w:rPr>
                 <w:rFonts w:ascii="Gadugi" w:eastAsia="MS Mincho" w:hAnsi="Gadugi"/>
+                <w:sz w:val="24"/>
+                <w:szCs w:val="24"/>
               </w:rPr>
             </w:pPr>
             <w:r>
               <w:rPr>
                 <w:rFonts w:ascii="Gadugi" w:eastAsia="MS Mincho" w:hAnsi="Gadugi"/>
+                <w:sz w:val="24"/>
+                <w:szCs w:val="24"/>
               </w:rPr>
               <w:t>Dashboard Screenshots</w:t>
             </w:r>
@@ -2636,11 +3146,15 @@
               <w:spacing w:before="40" w:after="40"/>
               <w:rPr>
                 <w:rFonts w:ascii="Gadugi" w:eastAsia="MS Mincho" w:hAnsi="Gadugi"/>
+                <w:sz w:val="24"/>
+                <w:szCs w:val="24"/>
               </w:rPr>
             </w:pPr>
             <w:r>
               <w:rPr>
                 <w:rFonts w:ascii="Gadugi" w:eastAsia="MS Mincho" w:hAnsi="Gadugi"/>
+                <w:sz w:val="24"/>
+                <w:szCs w:val="24"/>
               </w:rPr>
               <w:t>Uploaded to Repository</w:t>
             </w:r>
@@ -2658,13 +3172,16 @@
               <w:spacing w:before="40" w:after="40"/>
               <w:rPr>
                 <w:rFonts w:ascii="Gadugi" w:eastAsia="MS Mincho" w:hAnsi="Gadugi"/>
+                <w:sz w:val="24"/>
+                <w:szCs w:val="24"/>
               </w:rPr>
             </w:pPr>
             <w:r>
               <w:rPr>
                 <w:rFonts w:ascii="Gadugi" w:eastAsia="MS Mincho" w:hAnsi="Gadugi"/>
-              </w:rPr>
-              <w:lastRenderedPageBreak/>
+                <w:sz w:val="24"/>
+                <w:szCs w:val="24"/>
+              </w:rPr>
               <w:t>GitHub Repository Link</w:t>
             </w:r>
           </w:p>
@@ -2679,11 +3196,15 @@
               <w:spacing w:before="40" w:after="40"/>
               <w:rPr>
                 <w:rFonts w:ascii="Gadugi" w:eastAsia="MS Mincho" w:hAnsi="Gadugi"/>
+                <w:sz w:val="24"/>
+                <w:szCs w:val="24"/>
               </w:rPr>
             </w:pPr>
             <w:r>
               <w:rPr>
                 <w:rFonts w:ascii="Gadugi" w:eastAsia="MS Mincho" w:hAnsi="Gadugi"/>
+                <w:sz w:val="24"/>
+                <w:szCs w:val="24"/>
               </w:rPr>
               <w:t>Public Link Included on Cover Page</w:t>
             </w:r>
@@ -2699,6 +3220,8 @@
           <w:b/>
           <w:bCs/>
           <w:color w:val="4F6228" w:themeColor="accent3" w:themeShade="80"/>
+          <w:sz w:val="24"/>
+          <w:szCs w:val="24"/>
         </w:rPr>
       </w:pPr>
       <w:r>
@@ -2707,6 +3230,8 @@
           <w:b/>
           <w:bCs/>
           <w:color w:val="4F6228" w:themeColor="accent3" w:themeShade="80"/>
+          <w:sz w:val="24"/>
+          <w:szCs w:val="24"/>
         </w:rPr>
         <w:t>GitHub Repository Details</w:t>
       </w:r>
@@ -2735,11 +3260,15 @@
               <w:spacing w:before="40" w:after="40"/>
               <w:rPr>
                 <w:rFonts w:ascii="Gadugi" w:eastAsia="MS Mincho" w:hAnsi="Gadugi"/>
+                <w:sz w:val="24"/>
+                <w:szCs w:val="24"/>
               </w:rPr>
             </w:pPr>
             <w:r>
               <w:rPr>
                 <w:rFonts w:ascii="Gadugi" w:eastAsia="MS Mincho" w:hAnsi="Gadugi"/>
+                <w:sz w:val="24"/>
+                <w:szCs w:val="24"/>
               </w:rPr>
               <w:t>Repository Name</w:t>
             </w:r>
@@ -2755,11 +3284,15 @@
               <w:spacing w:before="40" w:after="40"/>
               <w:rPr>
                 <w:rFonts w:ascii="Gadugi" w:eastAsia="MS Mincho" w:hAnsi="Gadugi"/>
+                <w:sz w:val="24"/>
+                <w:szCs w:val="24"/>
               </w:rPr>
             </w:pPr>
             <w:r>
               <w:rPr>
                 <w:rFonts w:ascii="Gadugi" w:eastAsia="MS Mincho" w:hAnsi="Gadugi"/>
+                <w:sz w:val="24"/>
+                <w:szCs w:val="24"/>
               </w:rPr>
               <w:t>Sales Revenue Dashboard with KPI Tracker</w:t>
             </w:r>
@@ -2780,11 +3313,15 @@
               <w:spacing w:before="40" w:after="40"/>
               <w:rPr>
                 <w:rFonts w:ascii="Gadugi" w:eastAsia="MS Mincho" w:hAnsi="Gadugi"/>
+                <w:sz w:val="24"/>
+                <w:szCs w:val="24"/>
               </w:rPr>
             </w:pPr>
             <w:r>
               <w:rPr>
                 <w:rFonts w:ascii="Gadugi" w:eastAsia="MS Mincho" w:hAnsi="Gadugi"/>
+                <w:sz w:val="24"/>
+                <w:szCs w:val="24"/>
               </w:rPr>
               <w:t>GitHub Username</w:t>
             </w:r>
@@ -2800,13 +3337,17 @@
               <w:spacing w:before="40" w:after="40"/>
               <w:rPr>
                 <w:rFonts w:ascii="Gadugi" w:eastAsia="MS Mincho" w:hAnsi="Gadugi"/>
+                <w:sz w:val="24"/>
+                <w:szCs w:val="24"/>
               </w:rPr>
             </w:pPr>
             <w:r>
               <w:rPr>
                 <w:rFonts w:ascii="Gadugi" w:eastAsia="MS Mincho" w:hAnsi="Gadugi"/>
-              </w:rPr>
-              <w:t>[Your GitHub Username]</w:t>
+                <w:sz w:val="24"/>
+                <w:szCs w:val="24"/>
+              </w:rPr>
+              <w:t>siddharthburman3-cmd</w:t>
             </w:r>
           </w:p>
         </w:tc>
@@ -2822,11 +3363,15 @@
               <w:spacing w:before="40" w:after="40"/>
               <w:rPr>
                 <w:rFonts w:ascii="Gadugi" w:eastAsia="MS Mincho" w:hAnsi="Gadugi"/>
+                <w:sz w:val="24"/>
+                <w:szCs w:val="24"/>
               </w:rPr>
             </w:pPr>
             <w:r>
               <w:rPr>
                 <w:rFonts w:ascii="Gadugi" w:eastAsia="MS Mincho" w:hAnsi="Gadugi"/>
+                <w:sz w:val="24"/>
+                <w:szCs w:val="24"/>
               </w:rPr>
               <w:t>Repository Link</w:t>
             </w:r>
@@ -2842,13 +3387,27 @@
               <w:spacing w:before="40" w:after="40"/>
               <w:rPr>
                 <w:rFonts w:ascii="Gadugi" w:eastAsia="MS Mincho" w:hAnsi="Gadugi"/>
+                <w:sz w:val="24"/>
+                <w:szCs w:val="24"/>
               </w:rPr>
             </w:pPr>
+            <w:hyperlink r:id="rId8" w:history="1">
+              <w:r>
+                <w:rPr>
+                  <w:rStyle w:val="Hyperlink"/>
+                  <w:b w:val="0"/>
+                  <w:bCs w:val="0"/>
+                </w:rPr>
+                <w:t>https://github.com/siddharthburman3-cmd/Sales-Revenue-Dashboard-with-KPI-Tracker</w:t>
+              </w:r>
+            </w:hyperlink>
             <w:r>
               <w:rPr>
                 <w:rFonts w:ascii="Gadugi" w:eastAsia="MS Mincho" w:hAnsi="Gadugi"/>
-              </w:rPr>
-              <w:t>https://github.com/[YourUsername]/Sales-Revenue-Dashboard-with-KPI-Tracker</w:t>
+                <w:sz w:val="24"/>
+                <w:szCs w:val="24"/>
+              </w:rPr>
+              <w:t xml:space="preserve"> </w:t>
             </w:r>
           </w:p>
         </w:tc>
@@ -2860,6 +3419,8 @@
           <w:rFonts w:ascii="Gadugi" w:eastAsia="MS Mincho" w:hAnsi="Gadugi"/>
           <w:b/>
           <w:bCs/>
+          <w:sz w:val="24"/>
+          <w:szCs w:val="24"/>
         </w:rPr>
       </w:pPr>
     </w:p>
@@ -14563,6 +15124,41 @@
       </w:tcPr>
     </w:tblStylePr>
   </w:style>
+  <w:style w:type="character" w:styleId="Hyperlink">
+    <w:name w:val="Hyperlink"/>
+    <w:basedOn w:val="DefaultParagraphFont"/>
+    <w:uiPriority w:val="99"/>
+    <w:unhideWhenUsed/>
+    <w:rsid w:val="00333DFF"/>
+    <w:rPr>
+      <w:color w:val="0000FF" w:themeColor="hyperlink"/>
+      <w:u w:val="single"/>
+    </w:rPr>
+  </w:style>
+  <w:style w:type="character" w:styleId="UnresolvedMention">
+    <w:name w:val="Unresolved Mention"/>
+    <w:basedOn w:val="DefaultParagraphFont"/>
+    <w:uiPriority w:val="99"/>
+    <w:semiHidden/>
+    <w:unhideWhenUsed/>
+    <w:rsid w:val="00333DFF"/>
+    <w:rPr>
+      <w:color w:val="605E5C"/>
+      <w:shd w:val="clear" w:color="auto" w:fill="E1DFDD"/>
+    </w:rPr>
+  </w:style>
+  <w:style w:type="character" w:styleId="FollowedHyperlink">
+    <w:name w:val="FollowedHyperlink"/>
+    <w:basedOn w:val="DefaultParagraphFont"/>
+    <w:uiPriority w:val="99"/>
+    <w:semiHidden/>
+    <w:unhideWhenUsed/>
+    <w:rsid w:val="00333DFF"/>
+    <w:rPr>
+      <w:color w:val="800080" w:themeColor="followedHyperlink"/>
+      <w:u w:val="single"/>
+    </w:rPr>
+  </w:style>
 </w:styles>
 </file>
 
